--- a/Mussel_Cancer/Mussel_cancer_Magadan_New_Analysis_2025/All_texts_7.05..docx
+++ b/Mussel_Cancer/Mussel_cancer_Magadan_New_Analysis_2025/All_texts_7.05..docx
@@ -1,6 +1,6 @@
 
 <file path=word/document.xml><?xml version="1.0" encoding="utf-8"?>
-<w:document xmlns:wpc="http://schemas.microsoft.com/office/word/2010/wordprocessingCanvas" xmlns:mc="http://schemas.openxmlformats.org/markup-compatibility/2006" xmlns:o="urn:schemas-microsoft-com:office:office" xmlns:r="http://schemas.openxmlformats.org/officeDocument/2006/relationships" xmlns:m="http://schemas.openxmlformats.org/officeDocument/2006/math" xmlns:v="urn:schemas-microsoft-com:vml" xmlns:wp14="http://schemas.microsoft.com/office/word/2010/wordprocessingDrawing" xmlns:wp="http://schemas.openxmlformats.org/drawingml/2006/wordprocessingDrawing" xmlns:w="http://schemas.openxmlformats.org/wordprocessingml/2006/main" xmlns:w14="http://schemas.microsoft.com/office/word/2010/wordml" xmlns:w10="urn:schemas-microsoft-com:office:word" xmlns:w15="http://schemas.microsoft.com/office/word/2012/wordml" xmlns:wpg="http://schemas.microsoft.com/office/word/2010/wordprocessingGroup" xmlns:wpi="http://schemas.microsoft.com/office/word/2010/wordprocessingInk" xmlns:wne="http://schemas.microsoft.com/office/word/2006/wordml" xmlns:wps="http://schemas.microsoft.com/office/word/2010/wordprocessingShape" xmlns:wpsCustomData="http://www.wps.cn/officeDocument/2013/wpsCustomData" mc:Ignorable="w14 w15 wp14">
+<w:document xmlns:wpc="http://schemas.microsoft.com/office/word/2010/wordprocessingCanvas" xmlns:cx="http://schemas.microsoft.com/office/drawing/2014/chartex" xmlns:cx1="http://schemas.microsoft.com/office/drawing/2015/9/8/chartex" xmlns:cx2="http://schemas.microsoft.com/office/drawing/2015/10/21/chartex" xmlns:cx3="http://schemas.microsoft.com/office/drawing/2016/5/9/chartex" xmlns:cx4="http://schemas.microsoft.com/office/drawing/2016/5/10/chartex" xmlns:cx5="http://schemas.microsoft.com/office/drawing/2016/5/11/chartex" xmlns:cx6="http://schemas.microsoft.com/office/drawing/2016/5/12/chartex" xmlns:cx7="http://schemas.microsoft.com/office/drawing/2016/5/13/chartex" xmlns:cx8="http://schemas.microsoft.com/office/drawing/2016/5/14/chartex" xmlns:mc="http://schemas.openxmlformats.org/markup-compatibility/2006" xmlns:o="urn:schemas-microsoft-com:office:office" xmlns:r="http://schemas.openxmlformats.org/officeDocument/2006/relationships" xmlns:m="http://schemas.openxmlformats.org/officeDocument/2006/math" xmlns:v="urn:schemas-microsoft-com:vml" xmlns:wp14="http://schemas.microsoft.com/office/word/2010/wordprocessingDrawing" xmlns:wp="http://schemas.openxmlformats.org/drawingml/2006/wordprocessingDrawing" xmlns:w="http://schemas.openxmlformats.org/wordprocessingml/2006/main" xmlns:w14="http://schemas.microsoft.com/office/word/2010/wordml" xmlns:w10="urn:schemas-microsoft-com:office:word" xmlns:w15="http://schemas.microsoft.com/office/word/2012/wordml" xmlns:wpg="http://schemas.microsoft.com/office/word/2010/wordprocessingGroup" xmlns:wpi="http://schemas.microsoft.com/office/word/2010/wordprocessingInk" xmlns:wne="http://schemas.microsoft.com/office/word/2006/wordml" xmlns:wps="http://schemas.microsoft.com/office/word/2010/wordprocessingShape" xmlns:wpsCustomData="http://www.wps.cn/officeDocument/2013/wpsCustomData" mc:Ignorable="w14 w15 wp14">
   <w:background w:color="FFFFFF"/>
   <w:body>
     <w:p>
@@ -2805,6 +2805,32 @@
           <w:rFonts w:hint="default"/>
         </w:rPr>
       </w:pPr>
+    </w:p>
+    <w:p>
+      <w:pPr>
+        <w:rPr>
+          <w:rFonts w:hint="default"/>
+          <w:b/>
+          <w:bCs/>
+          <w:lang w:val="en-US"/>
+        </w:rPr>
+      </w:pPr>
+      <w:r>
+        <w:rPr>
+          <w:rFonts w:hint="default"/>
+          <w:b/>
+          <w:bCs/>
+          <w:lang w:val="en-US"/>
+        </w:rPr>
+        <w:t>Material and Methods</w:t>
+      </w:r>
+    </w:p>
+    <w:p>
+      <w:pPr>
+        <w:rPr>
+          <w:rFonts w:hint="default"/>
+        </w:rPr>
+      </w:pPr>
       <w:r>
         <w:rPr>
           <w:rFonts w:hint="default"/>
@@ -2831,13 +2857,6 @@
           <w:rFonts w:hint="default"/>
         </w:rPr>
       </w:pPr>
-    </w:p>
-    <w:p>
-      <w:pPr>
-        <w:rPr>
-          <w:rFonts w:hint="default"/>
-        </w:rPr>
-      </w:pPr>
       <w:r>
         <w:rPr>
           <w:rFonts w:hint="default"/>
@@ -3499,57 +3518,683 @@
           <w:lang w:val="ru-RU"/>
         </w:rPr>
       </w:pPr>
-      <w:r>
+    </w:p>
+    <w:p>
+      <w:pPr>
         <w:rPr>
           <w:rFonts w:hint="default"/>
           <w:lang w:val="ru-RU"/>
         </w:rPr>
+      </w:pPr>
+    </w:p>
+    <w:p>
+      <w:pPr>
+        <w:rPr>
+          <w:rFonts w:hint="default"/>
+          <w:lang w:val="ru-RU"/>
+        </w:rPr>
+      </w:pPr>
+      <w:r>
+        <w:rPr>
+          <w:rFonts w:hint="default"/>
+          <w:lang w:val="ru-RU"/>
+        </w:rPr>
+        <w:t xml:space="preserve">Рост мидий был изучен согласно методике, описанной в работе </w:t>
+      </w:r>
+      <w:r>
+        <w:rPr>
+          <w:rFonts w:hint="default"/>
+          <w:lang w:val="en-US"/>
+        </w:rPr>
+        <w:t xml:space="preserve">Sukhotin et al.(2007). </w:t>
+      </w:r>
+      <w:r>
+        <w:rPr>
+          <w:rFonts w:hint="default"/>
+          <w:lang w:val="ru-RU"/>
+        </w:rPr>
+        <w:t xml:space="preserve">Кратко, методика сводилась к следующему. Из сборов с каждого сайта было отобрано по </w:t>
+      </w:r>
+      <w:r>
+        <w:rPr>
+          <w:rFonts w:hint="default"/>
+          <w:lang w:val="en-US"/>
+        </w:rPr>
+        <w:t>12</w:t>
+      </w:r>
+      <w:r>
+        <w:rPr>
+          <w:rFonts w:hint="default"/>
+          <w:lang w:val="ru-RU"/>
+        </w:rPr>
+        <w:t>-</w:t>
+      </w:r>
+      <w:r>
+        <w:rPr>
+          <w:rFonts w:hint="default"/>
+          <w:lang w:val="en-US"/>
+        </w:rPr>
+        <w:t>30</w:t>
+      </w:r>
+      <w:r>
+        <w:rPr>
+          <w:rFonts w:hint="default"/>
+          <w:lang w:val="ru-RU"/>
+        </w:rPr>
+        <w:t xml:space="preserve"> особей, не имеющих признаков заражения </w:t>
+      </w:r>
+      <w:r>
+        <w:rPr>
+          <w:rFonts w:hint="default"/>
+          <w:lang w:val="en-US"/>
+        </w:rPr>
+        <w:t>BTN</w:t>
+      </w:r>
+      <w:r>
+        <w:rPr>
+          <w:rFonts w:hint="default"/>
+          <w:lang w:val="ru-RU"/>
+        </w:rPr>
+        <w:t xml:space="preserve">, но имеющих на поверхности раковины от 2 до 12 следов зимней остановки роста. The growth history of each mussel was reconstructed by measuring the maximal distance between the umbo and the most distant point of every winter mark on the shell. Все особи, у которых обнаружилось заражение </w:t>
+      </w:r>
+      <w:r>
+        <w:rPr>
+          <w:rFonts w:hint="default"/>
+          <w:lang w:val="en-US"/>
+        </w:rPr>
+        <w:t>BTN</w:t>
+      </w:r>
+      <w:r>
+        <w:rPr>
+          <w:rFonts w:hint="default"/>
+          <w:lang w:val="ru-RU"/>
+        </w:rPr>
+        <w:t xml:space="preserve"> были обработаны аналогично. </w:t>
+      </w:r>
+    </w:p>
+    <w:p>
+      <w:pPr>
+        <w:rPr>
+          <w:rFonts w:hint="default"/>
+          <w:lang w:val="en-US"/>
+        </w:rPr>
+      </w:pPr>
+      <w:r>
+        <w:rPr>
+          <w:rFonts w:hint="default"/>
+          <w:lang w:val="ru-RU"/>
+        </w:rPr>
+        <w:t xml:space="preserve">Для каждой мидии кривая роста была описана уравнением фон Берталанфи (+++), параметры которого были подобраны с помощью функции </w:t>
+      </w:r>
+      <w:r>
+        <w:rPr>
+          <w:rFonts w:hint="default"/>
+          <w:lang w:val="en-US"/>
+        </w:rPr>
+        <w:t xml:space="preserve">nlsLM() </w:t>
+      </w:r>
+      <w:r>
+        <w:rPr>
+          <w:rFonts w:hint="default"/>
+          <w:lang w:val="ru-RU"/>
+        </w:rPr>
+        <w:t xml:space="preserve">из пакета </w:t>
+      </w:r>
+      <w:r>
+        <w:rPr>
+          <w:rFonts w:hint="default"/>
+          <w:lang w:val="en-US"/>
+        </w:rPr>
+        <w:t>“</w:t>
+      </w:r>
+      <w:r>
+        <w:rPr>
+          <w:rFonts w:hint="default"/>
+          <w:lang w:val="ru-RU"/>
+        </w:rPr>
+        <w:t>minpack.lm</w:t>
+      </w:r>
+      <w:r>
+        <w:rPr>
+          <w:rFonts w:hint="default"/>
+          <w:lang w:val="en-US"/>
+        </w:rPr>
+        <w:t xml:space="preserve">” </w:t>
+      </w:r>
+      <w:r>
+        <w:rPr>
+          <w:rFonts w:hint="default"/>
+          <w:lang w:val="ru-RU"/>
+        </w:rPr>
+        <w:t>(Elzhov</w:t>
+      </w:r>
+      <w:r>
+        <w:rPr>
+          <w:rFonts w:hint="default"/>
+          <w:lang w:val="en-US"/>
+        </w:rPr>
+        <w:t xml:space="preserve"> et al., 2023</w:t>
+      </w:r>
+      <w:r>
+        <w:rPr>
+          <w:rFonts w:hint="default"/>
+          <w:lang w:val="ru-RU"/>
+        </w:rPr>
+        <w:t>).</w:t>
+      </w:r>
+      <w:r>
+        <w:rPr>
+          <w:rFonts w:hint="default"/>
+          <w:lang w:val="en-US"/>
+        </w:rPr>
+        <w:t xml:space="preserve"> </w:t>
+      </w:r>
+      <w:r>
+        <w:rPr>
+          <w:rFonts w:hint="default"/>
+          <w:lang w:val="ru-RU"/>
+        </w:rPr>
+        <w:t xml:space="preserve">Полученные параметры уравнения были использованы для вычисления индекса </w:t>
+      </w:r>
+      <w:r>
+        <w:rPr>
+          <w:rFonts w:hint="default"/>
+          <w:lang w:val="en-US"/>
+        </w:rPr>
+        <w:t>overall</w:t>
+      </w:r>
+      <w:r>
+        <w:rPr>
+          <w:rFonts w:hint="default"/>
+          <w:lang w:val="ru-RU"/>
+        </w:rPr>
+        <w:t xml:space="preserve"> </w:t>
+      </w:r>
+      <w:r>
+        <w:rPr>
+          <w:rFonts w:hint="default"/>
+          <w:lang w:val="en-US"/>
+        </w:rPr>
+        <w:t>growth performance (OGP), which is  proportional to the maximal rate of size increase during the life, as OGP = log(Linf*k).</w:t>
+      </w:r>
+    </w:p>
+    <w:p>
+      <w:pPr>
+        <w:rPr>
+          <w:rFonts w:hint="default"/>
+          <w:lang w:val="ru-RU"/>
+        </w:rPr>
+      </w:pPr>
+      <w:r>
+        <w:rPr>
+          <w:rFonts w:hint="default"/>
+          <w:lang w:val="ru-RU"/>
+        </w:rPr>
+        <w:t xml:space="preserve">Помимо индекса </w:t>
+      </w:r>
+      <w:r>
+        <w:rPr>
+          <w:rFonts w:hint="default"/>
+          <w:lang w:val="en-US"/>
+        </w:rPr>
+        <w:t>OGP</w:t>
+      </w:r>
+      <w:r>
+        <w:rPr>
+          <w:rFonts w:hint="default"/>
+          <w:lang w:val="ru-RU"/>
+        </w:rPr>
+        <w:t xml:space="preserve">, рассчитанного индивидуально для каждой мидии, был вычислен индекс </w:t>
+      </w:r>
+      <w:r>
+        <w:rPr>
+          <w:rFonts w:hint="default"/>
+          <w:lang w:val="en-US"/>
+        </w:rPr>
+        <w:t>OGPsite</w:t>
+      </w:r>
+      <w:r>
+        <w:rPr>
+          <w:rFonts w:hint="default"/>
+          <w:lang w:val="ru-RU"/>
+        </w:rPr>
+        <w:t>, характеризующий, в целом, ростовые процессы мидий в данной географической точке (</w:t>
+      </w:r>
+      <w:r>
+        <w:rPr>
+          <w:rFonts w:hint="default"/>
+          <w:lang w:val="en-US"/>
+        </w:rPr>
+        <w:t>Marchenko et al. 2026</w:t>
+      </w:r>
+      <w:r>
+        <w:rPr>
+          <w:rFonts w:hint="default"/>
+          <w:lang w:val="ru-RU"/>
+        </w:rPr>
+        <w:t xml:space="preserve">). Для этого были использованы данные по росту здоровых мидий, имеющих от 3 до 10 меток зимней остановки роста. Для каждого сайта были вычислены средние значения длины раковины для особей каждого возраста. На основе полученных значений были подобраны параметры уравнения фон Берталанфи. </w:t>
+      </w:r>
+    </w:p>
+    <w:p>
+      <w:pPr>
+        <w:rPr>
+          <w:rFonts w:hint="default"/>
+          <w:lang w:val="ru-RU"/>
+        </w:rPr>
+      </w:pPr>
+      <w:r>
+        <w:rPr>
+          <w:rFonts w:hint="default"/>
+          <w:lang w:val="ru-RU"/>
+        </w:rPr>
+        <w:t xml:space="preserve">Using the analysis of growth described above, we estimated the relative shell length increment in healthy mussels and in individuals infected with different BTN lineages. The increment was measured from the last </w:t>
+      </w:r>
+      <w:r>
+        <w:rPr>
+          <w:rFonts w:hint="default"/>
+          <w:lang w:val="en-US"/>
+        </w:rPr>
+        <w:t>winter mark</w:t>
+      </w:r>
+      <w:r>
+        <w:rPr>
+          <w:rFonts w:hint="default"/>
+          <w:lang w:val="ru-RU"/>
+        </w:rPr>
+        <w:t xml:space="preserve"> to the shell margin</w:t>
+      </w:r>
+      <w:r>
+        <w:rPr>
+          <w:rFonts w:hint="default"/>
+          <w:lang w:val="en-US"/>
+        </w:rPr>
+        <w:t xml:space="preserve"> (Fig. ++)</w:t>
+      </w:r>
+      <w:r>
+        <w:rPr>
+          <w:rFonts w:hint="default"/>
+          <w:lang w:val="ru-RU"/>
+        </w:rPr>
+        <w:t xml:space="preserve">, representing growth that occurred during the warm periods of 2021 and 2023 prior to mussel collection. These values were then normalized by the total shell length. </w:t>
+      </w:r>
+    </w:p>
+    <w:p>
+      <w:pPr>
+        <w:rPr>
+          <w:rFonts w:hint="default"/>
+          <w:lang w:val="ru-RU"/>
+        </w:rPr>
+      </w:pPr>
+    </w:p>
+    <w:p>
+      <w:pPr>
+        <w:rPr>
+          <w:rFonts w:hint="default"/>
+          <w:lang w:val="ru-RU"/>
+        </w:rPr>
+      </w:pPr>
+    </w:p>
+    <w:p>
+      <w:pPr>
+        <w:rPr>
+          <w:rFonts w:hint="default"/>
+          <w:lang w:val="en-US"/>
+        </w:rPr>
+      </w:pPr>
+      <w:r>
+        <w:rPr>
+          <w:rFonts w:hint="default"/>
+          <w:lang w:val="en-US"/>
+        </w:rPr>
+        <w:t>**Gonad condition assessment**</w:t>
+      </w:r>
+    </w:p>
+    <w:p>
+      <w:pPr>
+        <w:rPr>
+          <w:rFonts w:hint="default"/>
+          <w:lang w:val="ru-RU"/>
+        </w:rPr>
+      </w:pPr>
+      <w:r>
+        <w:rPr>
+          <w:rFonts w:hint="default"/>
+          <w:lang w:val="en-US"/>
+        </w:rPr>
         <w:t>+++++++</w:t>
       </w:r>
-    </w:p>
-    <w:p>
-      <w:pPr>
+      <w:r>
         <w:rPr>
           <w:rFonts w:hint="default"/>
           <w:lang w:val="ru-RU"/>
         </w:rPr>
-      </w:pPr>
-    </w:p>
-    <w:p>
-      <w:pPr>
-        <w:rPr>
-          <w:rFonts w:hint="default"/>
-        </w:rPr>
-      </w:pPr>
-    </w:p>
-    <w:p>
-      <w:pPr>
-        <w:rPr>
-          <w:rFonts w:hint="default"/>
+        <w:t xml:space="preserve"> </w:t>
+      </w:r>
+      <w:r>
+        <w:rPr>
+          <w:rFonts w:hint="default"/>
+          <w:highlight w:val="yellow"/>
           <w:lang w:val="ru-RU"/>
         </w:rPr>
-      </w:pPr>
+        <w:t>Пишет Майорова</w:t>
+      </w:r>
+    </w:p>
+    <w:p>
+      <w:pPr>
+        <w:rPr>
+          <w:rFonts w:hint="default"/>
+        </w:rPr>
+      </w:pPr>
+    </w:p>
+    <w:p>
+      <w:pPr>
+        <w:rPr>
+          <w:rFonts w:hint="default"/>
+          <w:lang w:val="en-US"/>
+        </w:rPr>
+      </w:pPr>
+      <w:r>
+        <w:rPr>
+          <w:rFonts w:hint="default"/>
+          <w:lang w:val="en-US"/>
+        </w:rPr>
+        <w:t>**Statistical processing**</w:t>
+      </w:r>
+    </w:p>
+    <w:p>
+      <w:pPr>
+        <w:rPr>
+          <w:rFonts w:hint="default"/>
+        </w:rPr>
+      </w:pPr>
+    </w:p>
+    <w:p>
+      <w:pPr>
+        <w:rPr>
+          <w:rFonts w:hint="default"/>
+        </w:rPr>
+      </w:pPr>
+      <w:r>
+        <w:rPr>
+          <w:rFonts w:hint="default"/>
+        </w:rPr>
+        <w:t>**Predictor Assessment for Statistical Models**</w:t>
+      </w:r>
+    </w:p>
+    <w:p>
+      <w:pPr>
+        <w:rPr>
+          <w:rFonts w:hint="default"/>
+        </w:rPr>
+      </w:pPr>
+    </w:p>
+    <w:p>
+      <w:pPr>
+        <w:rPr>
+          <w:rFonts w:hint="default"/>
+        </w:rPr>
+      </w:pPr>
+      <w:r>
+        <w:rPr>
+          <w:rFonts w:hint="default"/>
+        </w:rPr>
+        <w:t xml:space="preserve">Population-based predictors included mollusk abundance across different size classes, </w:t>
+      </w:r>
+      <w:r>
+        <w:rPr>
+          <w:rFonts w:hint="default"/>
+          <w:lang w:val="en-US"/>
+        </w:rPr>
+        <w:t xml:space="preserve">mussel </w:t>
+      </w:r>
+      <w:r>
+        <w:rPr>
+          <w:rFonts w:hint="default"/>
+        </w:rPr>
+        <w:t xml:space="preserve">biomass, and the cover </w:t>
+      </w:r>
+      <w:r>
+        <w:rPr>
+          <w:rFonts w:hint="default"/>
+          <w:lang w:val="en-US"/>
+        </w:rPr>
+        <w:t>scores</w:t>
+      </w:r>
+      <w:r>
+        <w:rPr>
+          <w:rFonts w:hint="default"/>
+        </w:rPr>
+        <w:t>. Since all these variables were highly correlated with one another, they were processed using principal component analysis (PCA).</w:t>
+      </w:r>
+    </w:p>
+    <w:p>
+      <w:pPr>
+        <w:rPr>
+          <w:rFonts w:hint="default"/>
+        </w:rPr>
+      </w:pPr>
+      <w:r>
+        <w:rPr>
+          <w:rFonts w:hint="default"/>
+          <w:lang w:val="en-US"/>
+        </w:rPr>
+        <w:t>For this analysis</w:t>
+      </w:r>
+      <w:r>
+        <w:rPr>
+          <w:rFonts w:hint="default"/>
+        </w:rPr>
+        <w:t xml:space="preserve"> the size scale was divided into 5 mm interval classes, and for each class, the mean number of mollusks per three quantitative samples was calculated for each site. The resulting matrix characterized mussel </w:t>
+      </w:r>
+      <w:r>
+        <w:rPr>
+          <w:rFonts w:hint="default"/>
+          <w:lang w:val="en-US"/>
+        </w:rPr>
+        <w:t xml:space="preserve">abundance </w:t>
+      </w:r>
+      <w:r>
+        <w:rPr>
+          <w:rFonts w:hint="default"/>
+        </w:rPr>
+        <w:t xml:space="preserve">across different sizes within each site. These values, together with mussel biomass (calculated as the mean of three samples) and cover, were used as a matrix of population descriptors, which was then subjected to PCA. The scores of the </w:t>
+      </w:r>
+      <w:r>
+        <w:rPr>
+          <w:rFonts w:hint="default"/>
+          <w:lang w:val="en-US"/>
+        </w:rPr>
+        <w:t>PC1 and PC2</w:t>
+      </w:r>
+      <w:r>
+        <w:rPr>
+          <w:rFonts w:hint="default"/>
+        </w:rPr>
+        <w:t>,</w:t>
+      </w:r>
+      <w:r>
+        <w:rPr>
+          <w:rFonts w:hint="default"/>
+          <w:lang w:val="en-US"/>
+        </w:rPr>
+        <w:t xml:space="preserve"> the</w:t>
+      </w:r>
+      <w:r>
+        <w:rPr>
+          <w:rFonts w:hint="default"/>
+        </w:rPr>
+        <w:t xml:space="preserve"> most informative principal component</w:t>
+      </w:r>
+      <w:r>
+        <w:rPr>
+          <w:rFonts w:hint="default"/>
+          <w:lang w:val="en-US"/>
+        </w:rPr>
+        <w:t>s,</w:t>
+      </w:r>
+      <w:r>
+        <w:rPr>
+          <w:rFonts w:hint="default"/>
+        </w:rPr>
+        <w:t xml:space="preserve"> were treated as predictor</w:t>
+      </w:r>
+      <w:r>
+        <w:rPr>
+          <w:rFonts w:hint="default"/>
+          <w:lang w:val="en-US"/>
+        </w:rPr>
+        <w:t>s</w:t>
+      </w:r>
+      <w:r>
+        <w:rPr>
+          <w:rFonts w:hint="default"/>
+        </w:rPr>
+        <w:t>, characterizing mussel population structure.</w:t>
+      </w:r>
+      <w:r>
+        <w:rPr>
+          <w:rFonts w:hint="default"/>
+          <w:lang w:val="en-US"/>
+        </w:rPr>
+        <w:t xml:space="preserve"> In addition to PCs we used </w:t>
+      </w:r>
+      <w:r>
+        <w:rPr>
+          <w:rFonts w:hint="default"/>
+        </w:rPr>
+        <w:t>OGP</w:t>
+      </w:r>
+      <w:r>
+        <w:rPr>
+          <w:rFonts w:hint="default"/>
+          <w:lang w:val="en-US"/>
+        </w:rPr>
+        <w:t>site</w:t>
+      </w:r>
+      <w:r>
+        <w:rPr>
+          <w:rFonts w:hint="default"/>
+        </w:rPr>
+        <w:t xml:space="preserve"> as an independent</w:t>
+      </w:r>
+      <w:r>
+        <w:rPr>
+          <w:rFonts w:hint="default"/>
+          <w:lang w:val="en-US"/>
+        </w:rPr>
+        <w:t xml:space="preserve"> biotic</w:t>
+      </w:r>
+      <w:r>
+        <w:rPr>
+          <w:rFonts w:hint="default"/>
+        </w:rPr>
+        <w:t xml:space="preserve"> predictor. </w:t>
+      </w:r>
+    </w:p>
+    <w:p>
+      <w:pPr>
+        <w:rPr>
+          <w:rFonts w:hint="default"/>
+          <w:lang w:val="en-US"/>
+        </w:rPr>
+      </w:pPr>
+      <w:r>
+        <w:rPr>
+          <w:rFonts w:hint="default"/>
+          <w:lang w:val="en-US"/>
+        </w:rPr>
+        <w:t>In addition to biotic predictors described above we used two abiotic ones.</w:t>
+      </w:r>
+      <w:r>
+        <w:rPr>
+          <w:rFonts w:hint="default"/>
+        </w:rPr>
+        <w:t xml:space="preserve">The first abiotic predictor was the distance along the shoreline from the </w:t>
+      </w:r>
+      <w:r>
+        <w:rPr>
+          <w:rFonts w:hint="default"/>
+          <w:lang w:val="en-US"/>
+        </w:rPr>
+        <w:t xml:space="preserve">Magadan’ </w:t>
+      </w:r>
+      <w:r>
+        <w:rPr>
+          <w:rFonts w:hint="default"/>
+        </w:rPr>
+        <w:t xml:space="preserve">seaport to the sampling site. The second predictor of this category characterized the degree of coastal exposure to wave action. For this purpose, the fetch value (+++), which describes the average distance a wind wave can travel from all directions to a given site without encountering geographic obstacles, was used. This value was determined using functions from the </w:t>
+      </w:r>
+      <w:r>
+        <w:rPr>
+          <w:rFonts w:hint="default"/>
+          <w:lang w:val="en-US"/>
+        </w:rPr>
+        <w:t>“waver”</w:t>
+      </w:r>
+      <w:r>
+        <w:rPr>
+          <w:rFonts w:hint="default"/>
+        </w:rPr>
+        <w:t xml:space="preserve"> package (Marchand P, Gill D</w:t>
+      </w:r>
+      <w:r>
+        <w:rPr>
+          <w:rFonts w:hint="default"/>
+          <w:lang w:val="en-US"/>
+        </w:rPr>
+        <w:t xml:space="preserve">, </w:t>
+      </w:r>
+      <w:r>
+        <w:rPr>
+          <w:rFonts w:hint="default"/>
+        </w:rPr>
+        <w:t>2023).</w:t>
+      </w:r>
       <w:r>
         <w:rPr>
           <w:rFonts w:hint="default"/>
           <w:lang w:val="ru-RU"/>
         </w:rPr>
-        <w:t>**</w:t>
-      </w:r>
-      <w:r>
-        <w:rPr>
-          <w:rFonts w:hint="default"/>
-          <w:lang w:val="en-US"/>
-        </w:rPr>
-        <w:t>Shell increment assessment</w:t>
-      </w:r>
-      <w:r>
+        <w:t xml:space="preserve"> </w:t>
+      </w:r>
+      <w:r>
+        <w:rPr>
+          <w:rFonts w:hint="default"/>
+          <w:lang w:val="en-US"/>
+        </w:rPr>
+        <w:t>Since several fetch values exhibited substantial deviation from the remaining observations, logarithmic transformation of this predictor was applied for subsequent analysis.</w:t>
+      </w:r>
+    </w:p>
+    <w:p>
+      <w:pPr>
+        <w:rPr>
+          <w:rFonts w:hint="default"/>
+          <w:lang w:val="en-US"/>
+        </w:rPr>
+      </w:pPr>
+    </w:p>
+    <w:p>
+      <w:pPr>
+        <w:rPr>
+          <w:rFonts w:hint="default"/>
+          <w:lang w:val="en-US"/>
+        </w:rPr>
+      </w:pPr>
+      <w:r>
+        <w:rPr>
+          <w:rFonts w:hint="default"/>
+          <w:lang w:val="en-US"/>
+        </w:rPr>
+        <w:t>**Statistic models **</w:t>
+      </w:r>
+    </w:p>
+    <w:p>
+      <w:pPr>
         <w:rPr>
           <w:rFonts w:hint="default"/>
           <w:lang w:val="ru-RU"/>
         </w:rPr>
-        <w:t>**</w:t>
-      </w:r>
+      </w:pPr>
     </w:p>
     <w:p>
       <w:pPr>
@@ -3561,46 +4206,74 @@
       <w:r>
         <w:rPr>
           <w:rFonts w:hint="default"/>
+          <w:lang w:val="en-US"/>
+        </w:rPr>
+        <w:t>To analyze the effects of environmental and biotic predictors on the proportion of neoplastic cells in mollusk populations, we employed a binomial Generalized Mixed effect Additive Model (GAMM) with a logit link function (Model 1, Table ++). To account for lineage-specific responses, separate smooth functions were fitted for each level of the factor “Lineage” for the following continuous predictors: distance from the port (“Dist_Port”), wave exposure (“log(Fetch)”), the first and second principal components of correlated population descriptors (“PC1”, “PC2”), and a proxy for mollusk growth rate (“OGPsite”). Each smooth term was implemented using a cubic regression spline with a shrinkage basis to allow for potential nonlinear patterns. A parametric term for “Lineage” was also included to assess the differences in intercepts among lineages. To control for unmeasured temporal and spatial variation, we included a smooth random effect which treats the interaction of year and site as a random intercept. The model was fitted using restricted maximum likelihood method. To assess the validity of the Model 1, we performed a residual diagnostic analysis using the DHARMa package (Hartig, 2022).</w:t>
+      </w:r>
+      <w:r>
+        <w:rPr>
+          <w:rFonts w:hint="default"/>
           <w:lang w:val="ru-RU"/>
         </w:rPr>
-        <w:t xml:space="preserve">Using the analysis of growth </w:t>
-      </w:r>
-      <w:r>
-        <w:rPr>
-          <w:rFonts w:hint="default"/>
-          <w:lang w:val="en-US"/>
-        </w:rPr>
-        <w:t xml:space="preserve">rings </w:t>
+        <w:t xml:space="preserve"> </w:t>
+      </w:r>
+      <w:r>
+        <w:rPr>
+          <w:rFonts w:hint="default"/>
+          <w:lang w:val="en-US"/>
+        </w:rPr>
+        <w:t>No violations of model assumptions were detected</w:t>
       </w:r>
       <w:r>
         <w:rPr>
           <w:rFonts w:hint="default"/>
           <w:lang w:val="ru-RU"/>
         </w:rPr>
-        <w:t>described above, we estimated the relative shell length increment in healthy mussels and in individuals infected with different BTN lineages. The increment was measured from the last ring to the shell margin</w:t>
-      </w:r>
-      <w:r>
-        <w:rPr>
-          <w:rFonts w:hint="default"/>
-          <w:lang w:val="en-US"/>
-        </w:rPr>
-        <w:t xml:space="preserve"> (Fig. ++)</w:t>
+        <w:t>.</w:t>
+      </w:r>
+    </w:p>
+    <w:p>
+      <w:pPr>
+        <w:rPr>
+          <w:rFonts w:hint="default"/>
+          <w:lang w:val="en-US"/>
+        </w:rPr>
+      </w:pPr>
+      <w:r>
+        <w:rPr>
+          <w:rFonts w:hint="default"/>
+          <w:lang w:val="en-US"/>
+        </w:rPr>
+        <w:t>To construct statistic model describing dependence of shell gonad condition on BTN infection (Model 2) only infected mussels were used. The dependent variable in the model was the frequency of grid nodes falling on acini (positive response) versus the frequency of nodes falling on connective tissue (negative response). This value characterizes the</w:t>
       </w:r>
       <w:r>
         <w:rPr>
           <w:rFonts w:hint="default"/>
           <w:lang w:val="ru-RU"/>
         </w:rPr>
-        <w:t xml:space="preserve">, representing growth that occurred during the warm periods of 2021 and 2023 prior to mussel collection. These values were then normalized by the total shell length. </w:t>
-      </w:r>
-    </w:p>
-    <w:p>
-      <w:pPr>
+        <w:t xml:space="preserve"> </w:t>
+      </w:r>
+      <w:r>
+        <w:rPr>
+          <w:rFonts w:hint="default"/>
+          <w:lang w:val="en-US"/>
+        </w:rPr>
+        <w:t>acini size relative to the area of the section occupied by connective tissue, i.e., the degree of gonad development. The predictors considered were the cancer cell line (a discrete factor with two levels) and the proportion of aneuploid cells in the hemolymph (a continuous predictor). The latter was used as a proxy for assessing the stage of disease progression. The model also included an interaction term between the predictors. These variables were used to fit a binomial logistic regression model. Additionally, we calculated the mean probability of grid nodes falling on acini for healthy mussels. Confidence intervals for both cases were estimated using the bootstrap method.</w:t>
+      </w:r>
+      <w:r>
         <w:rPr>
           <w:rFonts w:hint="default"/>
           <w:lang w:val="ru-RU"/>
         </w:rPr>
-      </w:pPr>
+        <w:t xml:space="preserve"> </w:t>
+      </w:r>
+      <w:r>
+        <w:rPr>
+          <w:rFonts w:hint="default"/>
+          <w:lang w:val="en-US"/>
+        </w:rPr>
+        <w:t xml:space="preserve">The functions from package “sats” ( R Core Team, 2025) and “boot” (Canty, Ripley, 2025) were used for this analysis. </w:t>
+      </w:r>
     </w:p>
     <w:p>
       <w:pPr>
@@ -3617,13 +4290,6 @@
           <w:lang w:val="en-US"/>
         </w:rPr>
       </w:pPr>
-      <w:r>
-        <w:rPr>
-          <w:rFonts w:hint="default"/>
-          <w:lang w:val="en-US"/>
-        </w:rPr>
-        <w:t>**Gonad condition assessment**</w:t>
-      </w:r>
     </w:p>
     <w:p>
       <w:pPr>
@@ -3637,7 +4303,7 @@
           <w:rFonts w:hint="default"/>
           <w:lang w:val="en-US"/>
         </w:rPr>
-        <w:t>+++++++</w:t>
+        <w:t>Model 3 (GAMM, Table ++) was fitted to evaluate the dependence of relative shell increment on BTN infection status. The analysis included both infected and uninfected mussels; however, only healthy individuals whose shell length fell within the range observed for infected specimens were retained. The response variable, defined as the ratio of the most recent annual increment to total shell size, was subjected to Fisher’s ϕ‑transformation to improve normality. The model incorporated a fixed effect of BTN line (BTN_Type, a three‑level categorical factor: Healthy, BTN1, and BTN2). To account for the influence of shell size on incremental growth, the distance from the umbo to the last growth</w:t>
       </w:r>
       <w:r>
         <w:rPr>
@@ -3646,165 +4312,33 @@
         </w:rPr>
         <w:t xml:space="preserve"> </w:t>
       </w:r>
-    </w:p>
-    <w:p>
-      <w:pPr>
-        <w:rPr>
-          <w:rFonts w:hint="default"/>
-        </w:rPr>
-      </w:pPr>
-    </w:p>
-    <w:p>
-      <w:pPr>
-        <w:rPr>
-          <w:rFonts w:hint="default"/>
-          <w:lang w:val="en-US"/>
-        </w:rPr>
-      </w:pPr>
-      <w:r>
-        <w:rPr>
-          <w:rFonts w:hint="default"/>
-          <w:lang w:val="en-US"/>
-        </w:rPr>
-        <w:t>**Statistical processing**</w:t>
-      </w:r>
-    </w:p>
-    <w:p>
-      <w:pPr>
-        <w:rPr>
-          <w:rFonts w:hint="default"/>
-        </w:rPr>
-      </w:pPr>
-    </w:p>
-    <w:p>
-      <w:pPr>
-        <w:rPr>
-          <w:rFonts w:hint="default"/>
-        </w:rPr>
-      </w:pPr>
-      <w:r>
-        <w:rPr>
-          <w:rFonts w:hint="default"/>
-        </w:rPr>
-        <w:t>**Predictor Assessment for Statistical Models**</w:t>
-      </w:r>
-    </w:p>
-    <w:p>
-      <w:pPr>
-        <w:rPr>
-          <w:rFonts w:hint="default"/>
-        </w:rPr>
-      </w:pPr>
-    </w:p>
-    <w:p>
-      <w:pPr>
-        <w:rPr>
-          <w:rFonts w:hint="default"/>
-        </w:rPr>
-      </w:pPr>
-      <w:r>
-        <w:rPr>
-          <w:rFonts w:hint="default"/>
-        </w:rPr>
-        <w:t xml:space="preserve">Population-based predictors included mollusk abundance across different size classes, </w:t>
-      </w:r>
-      <w:r>
-        <w:rPr>
-          <w:rFonts w:hint="default"/>
-          <w:lang w:val="en-US"/>
-        </w:rPr>
-        <w:t xml:space="preserve">mussel </w:t>
-      </w:r>
-      <w:r>
-        <w:rPr>
-          <w:rFonts w:hint="default"/>
-        </w:rPr>
-        <w:t xml:space="preserve">biomass, and the cover </w:t>
-      </w:r>
-      <w:r>
-        <w:rPr>
-          <w:rFonts w:hint="default"/>
-          <w:lang w:val="en-US"/>
-        </w:rPr>
-        <w:t>scores</w:t>
-      </w:r>
-      <w:r>
-        <w:rPr>
-          <w:rFonts w:hint="default"/>
-        </w:rPr>
-        <w:t>. Since all these variables were highly correlated with one another, they were processed using principal component analysis (PCA).</w:t>
-      </w:r>
-    </w:p>
-    <w:p>
-      <w:pPr>
-        <w:rPr>
-          <w:rFonts w:hint="default"/>
-        </w:rPr>
-      </w:pPr>
-      <w:r>
-        <w:rPr>
-          <w:rFonts w:hint="default"/>
-          <w:lang w:val="en-US"/>
-        </w:rPr>
-        <w:t>For this analysis</w:t>
-      </w:r>
-      <w:r>
-        <w:rPr>
-          <w:rFonts w:hint="default"/>
-        </w:rPr>
-        <w:t xml:space="preserve"> the size scale was divided into 5 mm interval classes, and for each class, the mean number of mollusks per three quantitative samples was calculated for each site. The resulting matrix characterized mussel </w:t>
-      </w:r>
-      <w:r>
-        <w:rPr>
-          <w:rFonts w:hint="default"/>
-          <w:lang w:val="en-US"/>
-        </w:rPr>
-        <w:t xml:space="preserve">abundance </w:t>
-      </w:r>
-      <w:r>
-        <w:rPr>
-          <w:rFonts w:hint="default"/>
-        </w:rPr>
-        <w:t xml:space="preserve">across different sizes within each site. These values, together with mussel biomass (calculated as the mean of three samples) and cover, were used as a matrix of population descriptors, which was then subjected to PCA. The scores of the </w:t>
-      </w:r>
-      <w:r>
-        <w:rPr>
-          <w:rFonts w:hint="default"/>
-          <w:lang w:val="en-US"/>
-        </w:rPr>
-        <w:t>PC1 and PC2</w:t>
-      </w:r>
-      <w:r>
-        <w:rPr>
-          <w:rFonts w:hint="default"/>
-        </w:rPr>
-        <w:t>,</w:t>
-      </w:r>
-      <w:r>
-        <w:rPr>
-          <w:rFonts w:hint="default"/>
-          <w:lang w:val="en-US"/>
-        </w:rPr>
-        <w:t xml:space="preserve"> the</w:t>
-      </w:r>
-      <w:r>
-        <w:rPr>
-          <w:rFonts w:hint="default"/>
-        </w:rPr>
-        <w:t xml:space="preserve"> most informative principal component</w:t>
-      </w:r>
-      <w:r>
-        <w:rPr>
-          <w:rFonts w:hint="default"/>
-          <w:lang w:val="en-US"/>
-        </w:rPr>
-        <w:t>s,</w:t>
-      </w:r>
-      <w:r>
-        <w:rPr>
-          <w:rFonts w:hint="default"/>
-        </w:rPr>
-        <w:t xml:space="preserve"> were treated as predictor</w:t>
+      <w:r>
+        <w:rPr>
+          <w:rFonts w:hint="default"/>
+          <w:lang w:val="en-US"/>
+        </w:rPr>
+        <w:t xml:space="preserve">winter mark (Last_ring) was included as a covariate, along with the individual OGP. </w:t>
+      </w:r>
+      <w:r>
+        <w:rPr>
+          <w:rFonts w:hint="default"/>
+          <w:lang w:val="ru-RU"/>
+        </w:rPr>
+        <w:t>The effect of th</w:t>
+      </w:r>
+      <w:r>
+        <w:rPr>
+          <w:rFonts w:hint="default"/>
+          <w:lang w:val="en-US"/>
+        </w:rPr>
+        <w:t>ese two last</w:t>
+      </w:r>
+      <w:r>
+        <w:rPr>
+          <w:rFonts w:hint="default"/>
+          <w:lang w:val="ru-RU"/>
+        </w:rPr>
+        <w:t xml:space="preserve"> covariate</w:t>
       </w:r>
       <w:r>
         <w:rPr>
@@ -3816,142 +4350,40 @@
       <w:r>
         <w:rPr>
           <w:rFonts w:hint="default"/>
-        </w:rPr>
-        <w:t>, characterizing mussel population structure.</w:t>
-      </w:r>
-      <w:r>
-        <w:rPr>
-          <w:rFonts w:hint="default"/>
-          <w:lang w:val="en-US"/>
-        </w:rPr>
-        <w:t xml:space="preserve"> In addition to PCs we used </w:t>
-      </w:r>
-      <w:r>
-        <w:rPr>
-          <w:rFonts w:hint="default"/>
-        </w:rPr>
-        <w:t>OGP as an independent</w:t>
-      </w:r>
-      <w:r>
-        <w:rPr>
-          <w:rFonts w:hint="default"/>
-          <w:lang w:val="en-US"/>
-        </w:rPr>
-        <w:t xml:space="preserve"> biotic</w:t>
-      </w:r>
-      <w:r>
-        <w:rPr>
-          <w:rFonts w:hint="default"/>
-        </w:rPr>
-        <w:t xml:space="preserve"> predictor. </w:t>
-      </w:r>
-    </w:p>
-    <w:p>
-      <w:r>
-        <w:rPr>
-          <w:rFonts w:hint="default"/>
-          <w:lang w:val="en-US"/>
-        </w:rPr>
-        <w:t>In addition to biotic predictors described above we used two abiotic ones.</w:t>
-      </w:r>
-      <w:r>
-        <w:rPr>
-          <w:rFonts w:hint="default"/>
-        </w:rPr>
-        <w:t xml:space="preserve">The first abiotic predictor was the distance along the shoreline from the </w:t>
-      </w:r>
-      <w:r>
-        <w:rPr>
-          <w:rFonts w:hint="default"/>
-          <w:lang w:val="en-US"/>
-        </w:rPr>
-        <w:t xml:space="preserve">Magadan’ </w:t>
-      </w:r>
-      <w:r>
-        <w:rPr>
-          <w:rFonts w:hint="default"/>
-        </w:rPr>
-        <w:t xml:space="preserve">seaport to the sampling site. The second predictor of this category characterized the degree of coastal exposure to wave action. For this purpose, the fetch value (+++), which describes the average distance a wind wave can travel from all directions to a given site without encountering geographic obstacles, was used. This value was determined using functions from the </w:t>
-      </w:r>
-      <w:r>
-        <w:rPr>
-          <w:rFonts w:hint="default"/>
-          <w:lang w:val="en-US"/>
-        </w:rPr>
-        <w:t>“waver”</w:t>
-      </w:r>
-      <w:r>
-        <w:rPr>
-          <w:rFonts w:hint="default"/>
-        </w:rPr>
-        <w:t xml:space="preserve"> package (Marchand P, Gill D (2023)).</w:t>
-      </w:r>
-    </w:p>
-    <w:p>
-      <w:pPr>
-        <w:rPr>
-          <w:lang w:val="en-US"/>
-        </w:rPr>
-      </w:pPr>
-    </w:p>
-    <w:p>
-      <w:pPr>
-        <w:rPr>
-          <w:rFonts w:hint="default"/>
-          <w:lang w:val="en-US"/>
-        </w:rPr>
-      </w:pPr>
-      <w:r>
-        <w:rPr>
-          <w:rFonts w:hint="default"/>
-          <w:lang w:val="en-US"/>
-        </w:rPr>
-        <w:t>**Statistic model describing dependence of BTN prevalence on predictors**</w:t>
-      </w:r>
-    </w:p>
-    <w:p>
-      <w:pPr>
-        <w:rPr>
-          <w:rFonts w:hint="default"/>
           <w:lang w:val="ru-RU"/>
         </w:rPr>
-      </w:pPr>
-    </w:p>
-    <w:p>
-      <w:pPr>
+        <w:t xml:space="preserve"> w</w:t>
+      </w:r>
+      <w:r>
+        <w:rPr>
+          <w:rFonts w:hint="default"/>
+          <w:lang w:val="en-US"/>
+        </w:rPr>
+        <w:t xml:space="preserve">ere </w:t>
+      </w:r>
+      <w:r>
         <w:rPr>
           <w:rFonts w:hint="default"/>
           <w:lang w:val="ru-RU"/>
         </w:rPr>
-      </w:pPr>
-      <w:r>
-        <w:rPr>
-          <w:rFonts w:hint="default"/>
-          <w:lang w:val="en-US"/>
-        </w:rPr>
-        <w:t>To analyze the effects of environmental and biotic predictors on the proportion of neoplastic cells in mollusk populations, we employed a binomial Generalized Mixed effect Additive Model (GAMM) with a logit link function (Model 1). To account for lineage-specific responses, separate smooth functions were fitted for each level of the factor “Lineage” for the following continuous predictors: distance from the port (“Dist_Port”), wave exposure (“Fetch”), the first and second principal components of correlated population descriptors (“PC1”, “PC2”), and a proxy for mollusk growth rate (“OGP”). Each smooth term was implemented using a cubic regression spline with a shrinkage basis to allow for potential nonlinear patterns. A parametric term for “Lineage” was also included to assess the differences in intercepts among lineages. To control for unmeasured temporal and spatial variation, we included a smooth random effect which treats the interaction of year and site as a random intercept. The model was fitted using restricted maximum likelihood method.  To assess the validity of the Model 1, we performed a residual diagnostic analysis using the DHARMa package (Hartig, 2022).</w:t>
-      </w:r>
-      <w:r>
+        <w:t>described using a nonparametric smoothing function based on cubic splines, with the shape of the spline allowed to vary depending on the level of the BTN_Type factor. To account for random variation among sites, a random site effect was included in the model. Model parameters were estimated using REML.</w:t>
+      </w:r>
+    </w:p>
+    <w:p>
+      <w:pPr>
         <w:rPr>
           <w:rFonts w:hint="default"/>
           <w:lang w:val="ru-RU"/>
         </w:rPr>
-        <w:t xml:space="preserve"> </w:t>
-      </w:r>
-      <w:r>
-        <w:rPr>
-          <w:rFonts w:hint="default"/>
-          <w:lang w:val="en-US"/>
-        </w:rPr>
-        <w:t>No violations of model assumptions were detected</w:t>
-      </w:r>
-      <w:r>
+      </w:pPr>
+    </w:p>
+    <w:p>
+      <w:pPr>
         <w:rPr>
           <w:rFonts w:hint="default"/>
           <w:lang w:val="ru-RU"/>
         </w:rPr>
-        <w:t>.</w:t>
-      </w:r>
+      </w:pPr>
     </w:p>
     <w:p>
       <w:pPr>
@@ -3960,22 +4392,753 @@
           <w:lang w:val="ru-RU"/>
         </w:rPr>
       </w:pPr>
-    </w:p>
-    <w:p>
-      <w:pPr>
-        <w:rPr>
-          <w:rFonts w:hint="default"/>
-          <w:lang w:val="en-US"/>
-        </w:rPr>
-      </w:pPr>
-      <w:r>
-        <w:rPr>
-          <w:rFonts w:hint="default"/>
-          <w:lang w:val="en-US"/>
-        </w:rPr>
-        <w:t>**Statistic model describing dependence of shell gonad condition on BTN infection (Model 2)**</w:t>
-      </w:r>
-    </w:p>
+      <w:bookmarkStart w:id="0" w:name="_GoBack"/>
+      <w:r>
+        <w:rPr>
+          <w:rFonts w:hint="default"/>
+          <w:lang w:val="en-US"/>
+        </w:rPr>
+        <w:t>Table +++. Model specifications and parameter definitions for the statistical analyses conducted.</w:t>
+      </w:r>
+    </w:p>
+    <w:tbl>
+      <w:tblPr>
+        <w:tblStyle w:val="118"/>
+        <w:tblW w:w="0" w:type="auto"/>
+        <w:tblInd w:w="0" w:type="dxa"/>
+        <w:tblBorders>
+          <w:top w:val="single" w:color="auto" w:sz="4" w:space="0"/>
+          <w:left w:val="single" w:color="auto" w:sz="4" w:space="0"/>
+          <w:bottom w:val="single" w:color="auto" w:sz="4" w:space="0"/>
+          <w:right w:val="single" w:color="auto" w:sz="4" w:space="0"/>
+          <w:insideH w:val="single" w:color="auto" w:sz="4" w:space="0"/>
+          <w:insideV w:val="single" w:color="auto" w:sz="4" w:space="0"/>
+        </w:tblBorders>
+        <w:tblLayout w:type="autofit"/>
+        <w:tblCellMar>
+          <w:left w:w="108" w:type="dxa"/>
+          <w:right w:w="108" w:type="dxa"/>
+        </w:tblCellMar>
+      </w:tblPr>
+      <w:tblGrid>
+        <w:gridCol w:w="1020"/>
+        <w:gridCol w:w="920"/>
+        <w:gridCol w:w="1546"/>
+        <w:gridCol w:w="3396"/>
+        <w:gridCol w:w="1640"/>
+      </w:tblGrid>
+      <w:tr>
+        <w:tblPrEx>
+          <w:tblBorders>
+            <w:top w:val="single" w:color="auto" w:sz="4" w:space="0"/>
+            <w:left w:val="single" w:color="auto" w:sz="4" w:space="0"/>
+            <w:bottom w:val="single" w:color="auto" w:sz="4" w:space="0"/>
+            <w:right w:val="single" w:color="auto" w:sz="4" w:space="0"/>
+            <w:insideH w:val="single" w:color="auto" w:sz="4" w:space="0"/>
+            <w:insideV w:val="single" w:color="auto" w:sz="4" w:space="0"/>
+          </w:tblBorders>
+          <w:tblCellMar>
+            <w:left w:w="108" w:type="dxa"/>
+            <w:right w:w="108" w:type="dxa"/>
+          </w:tblCellMar>
+        </w:tblPrEx>
+        <w:tc>
+          <w:tcPr>
+            <w:tcW w:w="1040" w:type="dxa"/>
+          </w:tcPr>
+          <w:p>
+            <w:pPr>
+              <w:rPr>
+                <w:rFonts w:hint="default"/>
+                <w:vertAlign w:val="baseline"/>
+                <w:lang w:val="en-US"/>
+              </w:rPr>
+            </w:pPr>
+            <w:r>
+              <w:rPr>
+                <w:rFonts w:hint="default"/>
+                <w:vertAlign w:val="baseline"/>
+                <w:lang w:val="en-US"/>
+              </w:rPr>
+              <w:t>Model name</w:t>
+            </w:r>
+          </w:p>
+        </w:tc>
+        <w:tc>
+          <w:tcPr>
+            <w:tcW w:w="930" w:type="dxa"/>
+          </w:tcPr>
+          <w:p>
+            <w:pPr>
+              <w:rPr>
+                <w:rFonts w:hint="default"/>
+                <w:vertAlign w:val="baseline"/>
+                <w:lang w:val="en-US"/>
+              </w:rPr>
+            </w:pPr>
+            <w:r>
+              <w:rPr>
+                <w:rFonts w:hint="default"/>
+                <w:vertAlign w:val="baseline"/>
+                <w:lang w:val="en-US"/>
+              </w:rPr>
+              <w:t>Model type</w:t>
+            </w:r>
+          </w:p>
+        </w:tc>
+        <w:tc>
+          <w:tcPr>
+            <w:tcW w:w="1290" w:type="dxa"/>
+          </w:tcPr>
+          <w:p>
+            <w:pPr>
+              <w:rPr>
+                <w:rFonts w:hint="default"/>
+                <w:vertAlign w:val="baseline"/>
+                <w:lang w:val="en-US"/>
+              </w:rPr>
+            </w:pPr>
+            <w:r>
+              <w:rPr>
+                <w:rFonts w:hint="default"/>
+                <w:vertAlign w:val="baseline"/>
+                <w:lang w:val="en-US"/>
+              </w:rPr>
+              <w:t>Dependent variable</w:t>
+            </w:r>
+          </w:p>
+        </w:tc>
+        <w:tc>
+          <w:tcPr>
+            <w:tcW w:w="3557" w:type="dxa"/>
+          </w:tcPr>
+          <w:p>
+            <w:pPr>
+              <w:rPr>
+                <w:rFonts w:hint="default"/>
+                <w:vertAlign w:val="baseline"/>
+                <w:lang w:val="en-US"/>
+              </w:rPr>
+            </w:pPr>
+            <w:r>
+              <w:rPr>
+                <w:rFonts w:hint="default"/>
+                <w:vertAlign w:val="baseline"/>
+                <w:lang w:val="en-US"/>
+              </w:rPr>
+              <w:t>Predicors</w:t>
+            </w:r>
+          </w:p>
+        </w:tc>
+        <w:tc>
+          <w:tcPr>
+            <w:tcW w:w="1705" w:type="dxa"/>
+          </w:tcPr>
+          <w:p>
+            <w:pPr>
+              <w:rPr>
+                <w:rFonts w:hint="default"/>
+                <w:vertAlign w:val="baseline"/>
+                <w:lang w:val="en-US"/>
+              </w:rPr>
+            </w:pPr>
+            <w:r>
+              <w:rPr>
+                <w:rFonts w:hint="default"/>
+                <w:vertAlign w:val="baseline"/>
+                <w:lang w:val="en-US"/>
+              </w:rPr>
+              <w:t>Residual distribution type</w:t>
+            </w:r>
+          </w:p>
+        </w:tc>
+      </w:tr>
+      <w:tr>
+        <w:tblPrEx>
+          <w:tblBorders>
+            <w:top w:val="single" w:color="auto" w:sz="4" w:space="0"/>
+            <w:left w:val="single" w:color="auto" w:sz="4" w:space="0"/>
+            <w:bottom w:val="single" w:color="auto" w:sz="4" w:space="0"/>
+            <w:right w:val="single" w:color="auto" w:sz="4" w:space="0"/>
+            <w:insideH w:val="single" w:color="auto" w:sz="4" w:space="0"/>
+            <w:insideV w:val="single" w:color="auto" w:sz="4" w:space="0"/>
+          </w:tblBorders>
+          <w:tblCellMar>
+            <w:left w:w="108" w:type="dxa"/>
+            <w:right w:w="108" w:type="dxa"/>
+          </w:tblCellMar>
+        </w:tblPrEx>
+        <w:tc>
+          <w:tcPr>
+            <w:tcW w:w="1040" w:type="dxa"/>
+          </w:tcPr>
+          <w:p>
+            <w:pPr>
+              <w:rPr>
+                <w:rFonts w:hint="default"/>
+                <w:vertAlign w:val="baseline"/>
+                <w:lang w:val="en-US"/>
+              </w:rPr>
+            </w:pPr>
+            <w:r>
+              <w:rPr>
+                <w:rFonts w:hint="default"/>
+                <w:vertAlign w:val="baseline"/>
+                <w:lang w:val="en-US"/>
+              </w:rPr>
+              <w:t>Model1</w:t>
+            </w:r>
+          </w:p>
+        </w:tc>
+        <w:tc>
+          <w:tcPr>
+            <w:tcW w:w="930" w:type="dxa"/>
+          </w:tcPr>
+          <w:p>
+            <w:pPr>
+              <w:rPr>
+                <w:rFonts w:hint="default"/>
+                <w:vertAlign w:val="baseline"/>
+                <w:lang w:val="en-US"/>
+              </w:rPr>
+            </w:pPr>
+            <w:r>
+              <w:rPr>
+                <w:rFonts w:hint="default"/>
+                <w:vertAlign w:val="baseline"/>
+                <w:lang w:val="en-US"/>
+              </w:rPr>
+              <w:t>GAMM</w:t>
+            </w:r>
+          </w:p>
+        </w:tc>
+        <w:tc>
+          <w:tcPr>
+            <w:tcW w:w="1290" w:type="dxa"/>
+          </w:tcPr>
+          <w:p>
+            <w:pPr>
+              <w:rPr>
+                <w:rFonts w:hint="default"/>
+                <w:vertAlign w:val="baseline"/>
+                <w:lang w:val="ru-RU"/>
+              </w:rPr>
+            </w:pPr>
+            <w:r>
+              <w:rPr>
+                <w:rFonts w:hint="default"/>
+                <w:vertAlign w:val="baseline"/>
+                <w:lang w:val="ru-RU"/>
+              </w:rPr>
+              <w:t>Probability of detecting an infected individual</w:t>
+            </w:r>
+          </w:p>
+        </w:tc>
+        <w:tc>
+          <w:tcPr>
+            <w:tcW w:w="3557" w:type="dxa"/>
+          </w:tcPr>
+          <w:p>
+            <w:pPr>
+              <w:rPr>
+                <w:rFonts w:hint="default"/>
+                <w:vertAlign w:val="baseline"/>
+                <w:lang w:val="en-US"/>
+              </w:rPr>
+            </w:pPr>
+            <w:r>
+              <w:rPr>
+                <w:rFonts w:hint="default"/>
+                <w:vertAlign w:val="baseline"/>
+                <w:lang w:val="en-US"/>
+              </w:rPr>
+              <w:t>Lineage (two levels discrete: BTN1, BTN2)</w:t>
+            </w:r>
+          </w:p>
+          <w:p>
+            <w:pPr>
+              <w:rPr>
+                <w:rFonts w:hint="default"/>
+                <w:vertAlign w:val="baseline"/>
+                <w:lang w:val="en-US"/>
+              </w:rPr>
+            </w:pPr>
+            <w:r>
+              <w:rPr>
+                <w:rFonts w:hint="default"/>
+                <w:vertAlign w:val="baseline"/>
+                <w:lang w:val="en-US"/>
+              </w:rPr>
+              <w:t>s(PC1), s(PC2) - population structure proxies</w:t>
+            </w:r>
+          </w:p>
+          <w:p>
+            <w:pPr>
+              <w:rPr>
+                <w:rFonts w:hint="default"/>
+                <w:vertAlign w:val="baseline"/>
+                <w:lang w:val="en-US"/>
+              </w:rPr>
+            </w:pPr>
+            <w:r>
+              <w:rPr>
+                <w:rFonts w:hint="default"/>
+                <w:vertAlign w:val="baseline"/>
+                <w:lang w:val="en-US"/>
+              </w:rPr>
+              <w:t>s(OGPsite) - site specific group growth rate</w:t>
+            </w:r>
+          </w:p>
+          <w:p>
+            <w:pPr>
+              <w:ind w:left="110" w:hanging="110" w:hangingChars="50"/>
+              <w:rPr>
+                <w:rFonts w:hint="default"/>
+                <w:vertAlign w:val="baseline"/>
+                <w:lang w:val="en-US"/>
+              </w:rPr>
+            </w:pPr>
+            <w:r>
+              <w:rPr>
+                <w:rFonts w:hint="default"/>
+                <w:vertAlign w:val="baseline"/>
+                <w:lang w:val="en-US"/>
+              </w:rPr>
+              <w:t>s(Dist_Port) - distance to Magadan sea port</w:t>
+            </w:r>
+          </w:p>
+          <w:p>
+            <w:pPr>
+              <w:rPr>
+                <w:rFonts w:hint="default"/>
+                <w:vertAlign w:val="baseline"/>
+                <w:lang w:val="en-US"/>
+              </w:rPr>
+            </w:pPr>
+            <w:r>
+              <w:rPr>
+                <w:rFonts w:hint="default"/>
+                <w:vertAlign w:val="baseline"/>
+                <w:lang w:val="en-US"/>
+              </w:rPr>
+              <w:t>s(LogFetch) - shore opennes for wave impact</w:t>
+            </w:r>
+          </w:p>
+          <w:p>
+            <w:pPr>
+              <w:rPr>
+                <w:rFonts w:hint="default"/>
+                <w:vertAlign w:val="baseline"/>
+                <w:lang w:val="en-US"/>
+              </w:rPr>
+            </w:pPr>
+            <w:r>
+              <w:rPr>
+                <w:rFonts w:hint="default"/>
+                <w:vertAlign w:val="baseline"/>
+                <w:lang w:val="en-US"/>
+              </w:rPr>
+              <w:t>Interaction(Site, Year) - random effect of samplings</w:t>
+            </w:r>
+          </w:p>
+        </w:tc>
+        <w:tc>
+          <w:tcPr>
+            <w:tcW w:w="1705" w:type="dxa"/>
+          </w:tcPr>
+          <w:p>
+            <w:pPr>
+              <w:rPr>
+                <w:rFonts w:hint="default"/>
+                <w:vertAlign w:val="baseline"/>
+                <w:lang w:val="en-US"/>
+              </w:rPr>
+            </w:pPr>
+            <w:r>
+              <w:rPr>
+                <w:rFonts w:hint="default"/>
+                <w:vertAlign w:val="baseline"/>
+                <w:lang w:val="en-US"/>
+              </w:rPr>
+              <w:t>Binomial</w:t>
+            </w:r>
+          </w:p>
+        </w:tc>
+      </w:tr>
+      <w:tr>
+        <w:tblPrEx>
+          <w:tblBorders>
+            <w:top w:val="single" w:color="auto" w:sz="4" w:space="0"/>
+            <w:left w:val="single" w:color="auto" w:sz="4" w:space="0"/>
+            <w:bottom w:val="single" w:color="auto" w:sz="4" w:space="0"/>
+            <w:right w:val="single" w:color="auto" w:sz="4" w:space="0"/>
+            <w:insideH w:val="single" w:color="auto" w:sz="4" w:space="0"/>
+            <w:insideV w:val="single" w:color="auto" w:sz="4" w:space="0"/>
+          </w:tblBorders>
+          <w:tblCellMar>
+            <w:left w:w="108" w:type="dxa"/>
+            <w:right w:w="108" w:type="dxa"/>
+          </w:tblCellMar>
+        </w:tblPrEx>
+        <w:tc>
+          <w:tcPr>
+            <w:tcW w:w="1040" w:type="dxa"/>
+          </w:tcPr>
+          <w:p>
+            <w:pPr>
+              <w:rPr>
+                <w:rFonts w:hint="default"/>
+                <w:vertAlign w:val="baseline"/>
+                <w:lang w:val="en-US"/>
+              </w:rPr>
+            </w:pPr>
+            <w:r>
+              <w:rPr>
+                <w:rFonts w:hint="default"/>
+                <w:vertAlign w:val="baseline"/>
+                <w:lang w:val="en-US"/>
+              </w:rPr>
+              <w:t>Model2</w:t>
+            </w:r>
+          </w:p>
+        </w:tc>
+        <w:tc>
+          <w:tcPr>
+            <w:tcW w:w="930" w:type="dxa"/>
+          </w:tcPr>
+          <w:p>
+            <w:pPr>
+              <w:rPr>
+                <w:rFonts w:hint="default"/>
+                <w:vertAlign w:val="baseline"/>
+                <w:lang w:val="en-US"/>
+              </w:rPr>
+            </w:pPr>
+            <w:r>
+              <w:rPr>
+                <w:rFonts w:hint="default"/>
+                <w:vertAlign w:val="baseline"/>
+                <w:lang w:val="en-US"/>
+              </w:rPr>
+              <w:t>GLM</w:t>
+            </w:r>
+          </w:p>
+        </w:tc>
+        <w:tc>
+          <w:tcPr>
+            <w:tcW w:w="1290" w:type="dxa"/>
+          </w:tcPr>
+          <w:p>
+            <w:pPr>
+              <w:rPr>
+                <w:rFonts w:hint="default"/>
+                <w:vertAlign w:val="baseline"/>
+                <w:lang w:val="ru-RU"/>
+              </w:rPr>
+            </w:pPr>
+            <w:r>
+              <w:rPr>
+                <w:rFonts w:hint="default"/>
+                <w:vertAlign w:val="baseline"/>
+                <w:lang w:val="en-US"/>
+              </w:rPr>
+              <w:t>Probability of a grid node falling within an acinus.</w:t>
+            </w:r>
+          </w:p>
+        </w:tc>
+        <w:tc>
+          <w:tcPr>
+            <w:tcW w:w="3557" w:type="dxa"/>
+          </w:tcPr>
+          <w:p>
+            <w:pPr>
+              <w:rPr>
+                <w:rFonts w:hint="default"/>
+                <w:vertAlign w:val="baseline"/>
+                <w:lang w:val="en-US"/>
+              </w:rPr>
+            </w:pPr>
+            <w:r>
+              <w:rPr>
+                <w:rFonts w:hint="default"/>
+                <w:vertAlign w:val="baseline"/>
+                <w:lang w:val="en-US"/>
+              </w:rPr>
+              <w:t>Lineage - (two levels discrete: BTN1, BTN2)</w:t>
+            </w:r>
+          </w:p>
+          <w:p>
+            <w:pPr>
+              <w:rPr>
+                <w:rFonts w:hint="default"/>
+                <w:vertAlign w:val="baseline"/>
+                <w:lang w:val="en-US"/>
+              </w:rPr>
+            </w:pPr>
+            <w:r>
+              <w:rPr>
+                <w:rFonts w:hint="default"/>
+                <w:vertAlign w:val="baseline"/>
+                <w:lang w:val="en-US"/>
+              </w:rPr>
+              <w:t>Aneuploidy_rate - Proportion of aneuploid cells in hemolymph</w:t>
+            </w:r>
+          </w:p>
+          <w:p>
+            <w:pPr>
+              <w:rPr>
+                <w:rFonts w:hint="default"/>
+                <w:vertAlign w:val="baseline"/>
+                <w:lang w:val="en-US"/>
+              </w:rPr>
+            </w:pPr>
+            <w:r>
+              <w:rPr>
+                <w:rFonts w:hint="default"/>
+                <w:vertAlign w:val="baseline"/>
+                <w:lang w:val="en-US"/>
+              </w:rPr>
+              <w:t>Lineage:Aneuploidy_rate - interaction term</w:t>
+            </w:r>
+          </w:p>
+        </w:tc>
+        <w:tc>
+          <w:tcPr>
+            <w:tcW w:w="1705" w:type="dxa"/>
+          </w:tcPr>
+          <w:p>
+            <w:pPr>
+              <w:rPr>
+                <w:rFonts w:hint="default"/>
+                <w:vertAlign w:val="baseline"/>
+                <w:lang w:val="en-US"/>
+              </w:rPr>
+            </w:pPr>
+            <w:r>
+              <w:rPr>
+                <w:rFonts w:hint="default"/>
+                <w:vertAlign w:val="baseline"/>
+                <w:lang w:val="en-US"/>
+              </w:rPr>
+              <w:t>Binomial</w:t>
+            </w:r>
+          </w:p>
+        </w:tc>
+      </w:tr>
+      <w:tr>
+        <w:tblPrEx>
+          <w:tblBorders>
+            <w:top w:val="single" w:color="auto" w:sz="4" w:space="0"/>
+            <w:left w:val="single" w:color="auto" w:sz="4" w:space="0"/>
+            <w:bottom w:val="single" w:color="auto" w:sz="4" w:space="0"/>
+            <w:right w:val="single" w:color="auto" w:sz="4" w:space="0"/>
+            <w:insideH w:val="single" w:color="auto" w:sz="4" w:space="0"/>
+            <w:insideV w:val="single" w:color="auto" w:sz="4" w:space="0"/>
+          </w:tblBorders>
+          <w:tblCellMar>
+            <w:left w:w="108" w:type="dxa"/>
+            <w:right w:w="108" w:type="dxa"/>
+          </w:tblCellMar>
+        </w:tblPrEx>
+        <w:tc>
+          <w:tcPr>
+            <w:tcW w:w="1040" w:type="dxa"/>
+          </w:tcPr>
+          <w:p>
+            <w:pPr>
+              <w:rPr>
+                <w:rFonts w:hint="default"/>
+                <w:vertAlign w:val="baseline"/>
+                <w:lang w:val="en-US"/>
+              </w:rPr>
+            </w:pPr>
+            <w:r>
+              <w:rPr>
+                <w:rFonts w:hint="default"/>
+                <w:vertAlign w:val="baseline"/>
+                <w:lang w:val="en-US"/>
+              </w:rPr>
+              <w:t>Model3</w:t>
+            </w:r>
+          </w:p>
+        </w:tc>
+        <w:tc>
+          <w:tcPr>
+            <w:tcW w:w="930" w:type="dxa"/>
+          </w:tcPr>
+          <w:p>
+            <w:pPr>
+              <w:rPr>
+                <w:rFonts w:hint="default"/>
+                <w:vertAlign w:val="baseline"/>
+                <w:lang w:val="en-US"/>
+              </w:rPr>
+            </w:pPr>
+            <w:r>
+              <w:rPr>
+                <w:rFonts w:hint="default"/>
+                <w:vertAlign w:val="baseline"/>
+                <w:lang w:val="en-US"/>
+              </w:rPr>
+              <w:t>GAMM</w:t>
+            </w:r>
+          </w:p>
+        </w:tc>
+        <w:tc>
+          <w:tcPr>
+            <w:tcW w:w="1290" w:type="dxa"/>
+          </w:tcPr>
+          <w:p>
+            <w:pPr>
+              <w:rPr>
+                <w:rFonts w:hint="default"/>
+                <w:vertAlign w:val="baseline"/>
+                <w:lang w:val="ru-RU"/>
+              </w:rPr>
+            </w:pPr>
+            <w:r>
+              <w:rPr>
+                <w:rFonts w:hint="default"/>
+                <w:lang w:val="en-US"/>
+              </w:rPr>
+              <w:t>ϕ</w:t>
+            </w:r>
+            <w:r>
+              <w:rPr>
+                <w:rFonts w:hint="default"/>
+                <w:lang w:val="ru-RU"/>
+              </w:rPr>
+              <w:t>-</w:t>
+            </w:r>
+            <w:r>
+              <w:rPr>
+                <w:rFonts w:hint="default"/>
+                <w:lang w:val="en-US"/>
+              </w:rPr>
+              <w:t>transformed Relative incremrnt</w:t>
+            </w:r>
+            <w:r>
+              <w:rPr>
+                <w:rFonts w:hint="default"/>
+                <w:lang w:val="ru-RU"/>
+              </w:rPr>
+              <w:t xml:space="preserve"> </w:t>
+            </w:r>
+          </w:p>
+        </w:tc>
+        <w:tc>
+          <w:tcPr>
+            <w:tcW w:w="3557" w:type="dxa"/>
+          </w:tcPr>
+          <w:p>
+            <w:pPr>
+              <w:rPr>
+                <w:rFonts w:hint="default"/>
+                <w:vertAlign w:val="baseline"/>
+                <w:lang w:val="en-US"/>
+              </w:rPr>
+            </w:pPr>
+            <w:r>
+              <w:rPr>
+                <w:rFonts w:hint="default"/>
+                <w:vertAlign w:val="baseline"/>
+                <w:lang w:val="en-US"/>
+              </w:rPr>
+              <w:t>BTN_status - three levels discrete factor (Healthy, BTN1, BTN2)</w:t>
+            </w:r>
+          </w:p>
+          <w:p>
+            <w:pPr>
+              <w:rPr>
+                <w:rFonts w:hint="default"/>
+                <w:vertAlign w:val="baseline"/>
+                <w:lang w:val="en-US"/>
+              </w:rPr>
+            </w:pPr>
+            <w:r>
+              <w:rPr>
+                <w:rFonts w:hint="default"/>
+                <w:vertAlign w:val="baseline"/>
+                <w:lang w:val="en-US"/>
+              </w:rPr>
+              <w:t>s(Last_Ring) - distance from umbo to the last winter mark (proxy for mussel size)</w:t>
+            </w:r>
+          </w:p>
+          <w:p>
+            <w:pPr>
+              <w:rPr>
+                <w:rFonts w:hint="default"/>
+                <w:vertAlign w:val="baseline"/>
+                <w:lang w:val="en-US"/>
+              </w:rPr>
+            </w:pPr>
+            <w:r>
+              <w:rPr>
+                <w:rFonts w:hint="default"/>
+                <w:vertAlign w:val="baseline"/>
+                <w:lang w:val="en-US"/>
+              </w:rPr>
+              <w:t>s(OGP) - individual OGP index (proxy for mussel growth rate)</w:t>
+            </w:r>
+          </w:p>
+          <w:p>
+            <w:pPr>
+              <w:rPr>
+                <w:rFonts w:hint="default"/>
+                <w:vertAlign w:val="baseline"/>
+                <w:lang w:val="en-US"/>
+              </w:rPr>
+            </w:pPr>
+            <w:r>
+              <w:rPr>
+                <w:rFonts w:hint="default"/>
+                <w:vertAlign w:val="baseline"/>
+                <w:lang w:val="en-US"/>
+              </w:rPr>
+              <w:t>Ste - random effect of site</w:t>
+            </w:r>
+          </w:p>
+        </w:tc>
+        <w:tc>
+          <w:tcPr>
+            <w:tcW w:w="1705" w:type="dxa"/>
+          </w:tcPr>
+          <w:p>
+            <w:pPr>
+              <w:rPr>
+                <w:rFonts w:hint="default"/>
+                <w:vertAlign w:val="baseline"/>
+                <w:lang w:val="en-US"/>
+              </w:rPr>
+            </w:pPr>
+            <w:r>
+              <w:rPr>
+                <w:rFonts w:hint="default"/>
+                <w:vertAlign w:val="baseline"/>
+                <w:lang w:val="en-US"/>
+              </w:rPr>
+              <w:t>Gaussian</w:t>
+            </w:r>
+          </w:p>
+        </w:tc>
+      </w:tr>
+    </w:tbl>
+    <w:p>
+      <w:pPr>
+        <w:rPr>
+          <w:rFonts w:hint="default"/>
+          <w:lang w:val="en-US"/>
+        </w:rPr>
+      </w:pPr>
+      <w:r>
+        <w:rPr>
+          <w:rFonts w:hint="default"/>
+          <w:lang w:val="en-US"/>
+        </w:rPr>
+        <w:t>Note. s() - denotes GAM-smoother term. All smoothers were fitted for each lineages separately.</w:t>
+      </w:r>
+    </w:p>
+    <w:bookmarkEnd w:id="0"/>
     <w:p>
       <w:pPr>
         <w:rPr>
@@ -3983,35 +5146,14 @@
           <w:lang w:val="ru-RU"/>
         </w:rPr>
       </w:pPr>
-      <w:r>
-        <w:rPr>
-          <w:rFonts w:hint="default"/>
-          <w:lang w:val="en-US"/>
-        </w:rPr>
-        <w:t>Only infected mussels were used for this analysis. The dependent variable in the model was the frequency of grid nodes falling on acini (positive response) versus the frequency of nodes falling on connective tissue (negative response). This value characterizes the acini size relative to the area of the section occupied by connective tissue, i.e., the degree of gonad development. The predictors considered were the cancer cell line (a discrete factor with two levels) and the proportion of aneuploid cells in the hemolymph (a continuous predictor). The latter was used as a proxy for assessing the stage of disease progression. The model also included an interaction term between the predictors. These variables were used to fit a binomial logistic regression model. Additionally, we calculated the mean probability of grid nodes falling on acini for healthy mussels. Confidence intervals for both cases were estimated using the bootstrap method.</w:t>
-      </w:r>
-      <w:r>
+    </w:p>
+    <w:p>
+      <w:pPr>
         <w:rPr>
           <w:rFonts w:hint="default"/>
           <w:lang w:val="ru-RU"/>
         </w:rPr>
-        <w:t xml:space="preserve"> </w:t>
-      </w:r>
-    </w:p>
-    <w:p>
-      <w:pPr>
-        <w:rPr>
-          <w:rFonts w:hint="default"/>
-          <w:lang w:val="en-US"/>
-        </w:rPr>
-      </w:pPr>
-      <w:r>
-        <w:rPr>
-          <w:rFonts w:hint="default"/>
-          <w:lang w:val="en-US"/>
-        </w:rPr>
-        <w:t xml:space="preserve">The functions from package “sats” ( R Core Team, 2025) and “boot” (Canty, Ripley, 2025) were used for this analysis. </w:t>
-      </w:r>
+      </w:pPr>
     </w:p>
     <w:p>
       <w:pPr>
@@ -4028,72 +5170,27 @@
           <w:lang w:val="en-US"/>
         </w:rPr>
       </w:pPr>
-    </w:p>
-    <w:p>
-      <w:pPr>
-        <w:rPr>
-          <w:rFonts w:hint="default"/>
-          <w:lang w:val="en-US"/>
-        </w:rPr>
-      </w:pPr>
-      <w:r>
-        <w:rPr>
-          <w:rFonts w:hint="default"/>
-          <w:lang w:val="en-US"/>
-        </w:rPr>
-        <w:t>**Statistic model describing dependence of shell increment on BTN infection (Model3)**</w:t>
-      </w:r>
-    </w:p>
-    <w:p>
-      <w:pPr>
-        <w:rPr>
-          <w:rFonts w:hint="default"/>
-          <w:lang w:val="ru-RU"/>
-        </w:rPr>
-      </w:pPr>
-      <w:r>
-        <w:rPr>
-          <w:rFonts w:hint="default"/>
-          <w:lang w:val="ru-RU"/>
-        </w:rPr>
-        <w:t xml:space="preserve">The dependent variable in this model was the ratio of last year's increment to mussel size. This value was subjected to Fisher's z-transformation to approximate a normal distribution. The model included a fixed effect of BTN line (BTN_Type, a discrete factor with three levels: healthy, BTN1, and BTN2). To account for the effect of mussel size on the increment, a covariate representing the distance from the shell </w:t>
-      </w:r>
-      <w:r>
-        <w:rPr>
-          <w:rFonts w:hint="default"/>
-          <w:lang w:val="en-US"/>
-        </w:rPr>
-        <w:t xml:space="preserve">umbo </w:t>
-      </w:r>
-      <w:r>
-        <w:rPr>
-          <w:rFonts w:hint="default"/>
-          <w:lang w:val="ru-RU"/>
-        </w:rPr>
-        <w:t>to the last growth ring (Last_ring) was included in the model. The effect of this covariate was described using a nonparametric smoothing function based on cubic splines, with the shape of the spline allowed to vary depending on the level of the BTN_Type factor. To account for random variation among sites, a random site effect was included in the model. Model parameters were estimated using Restricted Maximum Likelihood ("REML").</w:t>
-      </w:r>
-    </w:p>
-    <w:p>
-      <w:pPr>
-        <w:rPr>
-          <w:rFonts w:hint="default"/>
-          <w:lang w:val="ru-RU"/>
-        </w:rPr>
-      </w:pPr>
-    </w:p>
-    <w:p>
-      <w:pPr>
-        <w:rPr>
-          <w:rFonts w:hint="default"/>
-          <w:lang w:val="en-US"/>
-        </w:rPr>
-      </w:pPr>
-      <w:r>
-        <w:rPr>
-          <w:rFonts w:hint="default"/>
-          <w:lang w:val="en-US"/>
-        </w:rPr>
-        <w:t>Variations in Mytilus trossulus population structure</w:t>
+      <w:r>
+        <w:rPr>
+          <w:rFonts w:hint="default"/>
+          <w:lang w:val="en-US"/>
+        </w:rPr>
+        <w:t>**Results**</w:t>
+      </w:r>
+    </w:p>
+    <w:p>
+      <w:pPr>
+        <w:rPr>
+          <w:rFonts w:hint="default"/>
+          <w:lang w:val="en-US"/>
+        </w:rPr>
+      </w:pPr>
+      <w:r>
+        <w:rPr>
+          <w:rFonts w:hint="default"/>
+          <w:lang w:val="en-US"/>
+        </w:rPr>
+        <w:t>**Variations in M. trossulus population structure**</w:t>
       </w:r>
     </w:p>
     <w:p>
@@ -4195,7 +5292,7 @@
           <w:shd w:val="clear" w:fill="FFFFFF"/>
           <w:lang w:val="en-US"/>
         </w:rPr>
-        <w:t xml:space="preserve">of mussels of different sizes </w:t>
+        <w:t xml:space="preserve">of mussels of largest and smallest sizes </w:t>
       </w:r>
       <w:r>
         <w:rPr>
@@ -4267,30 +5364,8 @@
           <w:szCs w:val="19"/>
           <w:shd w:val="clear" w:fill="FFFFFF"/>
         </w:rPr>
-        <w:t>ize classes L3–L28) exhibited high positive loadings on PC1, whereas the largest mussels (L38–L58) were characterized by high negative loadings on PC1. The second principal component (17.3% of the total variance) was related to variation in mussel coverage (high positive loadings on PC2) and biomass (high negative loadings on PC2). PC2 was also associated with the abundance of intermediate size classes (L28–L38), which showed high negative loadings on PC2.</w:t>
-      </w:r>
-    </w:p>
-    <w:p>
-      <w:pPr>
-        <w:pStyle w:val="90"/>
-        <w:keepNext w:val="0"/>
-        <w:keepLines w:val="0"/>
-        <w:widowControl/>
-        <w:suppressLineNumbers w:val="0"/>
-        <w:shd w:val="clear" w:fill="FFFFFF"/>
-        <w:spacing w:before="192" w:beforeAutospacing="0" w:after="192" w:afterAutospacing="0"/>
-        <w:ind w:left="0" w:right="0" w:firstLine="0"/>
-        <w:rPr>
-          <w:rFonts w:hint="default" w:ascii="Segoe UI" w:hAnsi="Segoe UI" w:eastAsia="Segoe UI" w:cs="Segoe UI"/>
-          <w:i w:val="0"/>
-          <w:iCs w:val="0"/>
-          <w:caps w:val="0"/>
-          <w:color w:val="0F1115"/>
-          <w:spacing w:val="0"/>
-          <w:sz w:val="19"/>
-          <w:szCs w:val="19"/>
-        </w:rPr>
-      </w:pPr>
+        <w:t xml:space="preserve">ize classes L3–L28) exhibited high positive loadings on PC1, whereas the </w:t>
+      </w:r>
       <w:r>
         <w:rPr>
           <w:rFonts w:hint="default" w:ascii="Segoe UI" w:hAnsi="Segoe UI" w:eastAsia="Segoe UI" w:cs="Segoe UI"/>
@@ -4302,8 +5377,9 @@
           <w:sz w:val="19"/>
           <w:szCs w:val="19"/>
           <w:shd w:val="clear" w:fill="FFFFFF"/>
-        </w:rPr>
-        <w:t>When ordered according to PC1 scores, the size frequency distributions (SFig. ++) demonstrated a clear gradient. Negative PC1 values corresponded to bimodal distributions with distinct peaks at both high and low size</w:t>
+          <w:lang w:val="en-US"/>
+        </w:rPr>
+        <w:t xml:space="preserve">abundance of </w:t>
       </w:r>
       <w:r>
         <w:rPr>
@@ -4316,9 +5392,8 @@
           <w:sz w:val="19"/>
           <w:szCs w:val="19"/>
           <w:shd w:val="clear" w:fill="FFFFFF"/>
-          <w:lang w:val="en-US"/>
-        </w:rPr>
-        <w:t>s</w:t>
+        </w:rPr>
+        <w:t xml:space="preserve">largest mussels (L38–L58) were </w:t>
       </w:r>
       <w:r>
         <w:rPr>
@@ -4331,31 +5406,10 @@
           <w:sz w:val="19"/>
           <w:szCs w:val="19"/>
           <w:shd w:val="clear" w:fill="FFFFFF"/>
-        </w:rPr>
-        <w:t>. In such settlements, large mollusks generally predominated. Positive PC1 values corresponded to unimodal distributions dominated by small mollusks.</w:t>
-      </w:r>
-    </w:p>
-    <w:p>
-      <w:pPr>
-        <w:pStyle w:val="90"/>
-        <w:keepNext w:val="0"/>
-        <w:keepLines w:val="0"/>
-        <w:widowControl/>
-        <w:suppressLineNumbers w:val="0"/>
-        <w:shd w:val="clear" w:fill="FFFFFF"/>
-        <w:spacing w:before="192" w:beforeAutospacing="0" w:after="192" w:afterAutospacing="0"/>
-        <w:ind w:left="0" w:right="0" w:firstLine="0"/>
-        <w:rPr>
-          <w:rFonts w:hint="default" w:ascii="Segoe UI" w:hAnsi="Segoe UI" w:eastAsia="Segoe UI" w:cs="Segoe UI"/>
-          <w:i w:val="0"/>
-          <w:iCs w:val="0"/>
-          <w:caps w:val="0"/>
-          <w:color w:val="0F1115"/>
-          <w:spacing w:val="0"/>
-          <w:sz w:val="19"/>
-          <w:szCs w:val="19"/>
-        </w:rPr>
-      </w:pPr>
+          <w:lang w:val="en-US"/>
+        </w:rPr>
+        <w:t xml:space="preserve">associated with </w:t>
+      </w:r>
       <w:r>
         <w:rPr>
           <w:rFonts w:hint="default" w:ascii="Segoe UI" w:hAnsi="Segoe UI" w:eastAsia="Segoe UI" w:cs="Segoe UI"/>
@@ -4368,8 +5422,30 @@
           <w:szCs w:val="19"/>
           <w:shd w:val="clear" w:fill="FFFFFF"/>
         </w:rPr>
-        <w:t>Comparison of PC1 scores between 2021 and 2023 (SFig. ++) indicated a substantial change in this parameter, suggesting significant interannual dynamics in settlement structure. Most settlements resampled in 2023 exhibited marked positive shifts in PC1 values</w:t>
-      </w:r>
+        <w:t>high negative loadings on PC1. The second principal component (17.3% of the total variance) was related to variation in mussel coverage (high positive loadings on PC2) and biomass (high negative loadings on PC2). PC2 was also associated with the abundance of intermediate size classes (L28–L38), which showed high negative loadings on PC2.</w:t>
+      </w:r>
+    </w:p>
+    <w:p>
+      <w:pPr>
+        <w:pStyle w:val="90"/>
+        <w:keepNext w:val="0"/>
+        <w:keepLines w:val="0"/>
+        <w:widowControl/>
+        <w:suppressLineNumbers w:val="0"/>
+        <w:shd w:val="clear" w:fill="FFFFFF"/>
+        <w:spacing w:before="192" w:beforeAutospacing="0" w:after="192" w:afterAutospacing="0"/>
+        <w:ind w:left="0" w:right="0" w:firstLine="0"/>
+        <w:rPr>
+          <w:rFonts w:hint="default" w:ascii="Segoe UI" w:hAnsi="Segoe UI" w:eastAsia="Segoe UI" w:cs="Segoe UI"/>
+          <w:i w:val="0"/>
+          <w:iCs w:val="0"/>
+          <w:caps w:val="0"/>
+          <w:color w:val="0F1115"/>
+          <w:spacing w:val="0"/>
+          <w:sz w:val="19"/>
+          <w:szCs w:val="19"/>
+        </w:rPr>
+      </w:pPr>
       <w:r>
         <w:rPr>
           <w:rFonts w:hint="default" w:ascii="Segoe UI" w:hAnsi="Segoe UI" w:eastAsia="Segoe UI" w:cs="Segoe UI"/>
@@ -4381,9 +5457,8 @@
           <w:sz w:val="19"/>
           <w:szCs w:val="19"/>
           <w:shd w:val="clear" w:fill="FFFFFF"/>
-          <w:lang w:val="en-US"/>
-        </w:rPr>
-        <w:t xml:space="preserve"> in comparison with 2021</w:t>
+        </w:rPr>
+        <w:t>When ordered according to PC1 scores, the size frequency distributions (SFig. ++) demonstrated a clear gradient. Negative PC1 values corresponded to bimodal distributions with distinct peaks at both high and low size</w:t>
       </w:r>
       <w:r>
         <w:rPr>
@@ -4396,78 +5471,10 @@
           <w:sz w:val="19"/>
           <w:szCs w:val="19"/>
           <w:shd w:val="clear" w:fill="FFFFFF"/>
-        </w:rPr>
-        <w:t xml:space="preserve"> (SFig. ++). Thus, PC1 also characterizes a temporal gradient associated with the transition of settlements from dominance by large, old mussels to dominance by juveniles.</w:t>
-      </w:r>
-    </w:p>
-    <w:p>
-      <w:pPr>
-        <w:rPr>
-          <w:rFonts w:hint="default"/>
-          <w:lang w:val="ru-RU"/>
-        </w:rPr>
-      </w:pPr>
-    </w:p>
-    <w:p>
-      <w:pPr>
-        <w:rPr>
-          <w:rFonts w:hint="default"/>
-          <w:lang w:val="ru-RU"/>
-        </w:rPr>
-      </w:pPr>
-    </w:p>
-    <w:p>
-      <w:pPr>
-        <w:rPr>
-          <w:rFonts w:hint="default"/>
-          <w:lang w:val="ru-RU"/>
-        </w:rPr>
-      </w:pPr>
-    </w:p>
-    <w:p>
-      <w:pPr>
-        <w:rPr>
-          <w:rFonts w:hint="default"/>
-          <w:lang w:val="ru-RU"/>
-        </w:rPr>
-      </w:pPr>
-    </w:p>
-    <w:p>
-      <w:pPr>
-        <w:rPr>
-          <w:rFonts w:hint="default"/>
-          <w:lang w:val="en-US"/>
-        </w:rPr>
-      </w:pPr>
-      <w:r>
-        <w:rPr>
-          <w:rFonts w:hint="default"/>
-          <w:lang w:val="en-US"/>
-        </w:rPr>
-        <w:t>Main text</w:t>
-      </w:r>
-    </w:p>
-    <w:p>
-      <w:pPr>
-        <w:pStyle w:val="90"/>
-        <w:keepNext w:val="0"/>
-        <w:keepLines w:val="0"/>
-        <w:widowControl/>
-        <w:suppressLineNumbers w:val="0"/>
-        <w:shd w:val="clear" w:fill="FFFFFF"/>
-        <w:spacing w:before="192" w:beforeAutospacing="0" w:after="192" w:afterAutospacing="0"/>
-        <w:ind w:left="0" w:right="0" w:firstLine="0"/>
-        <w:rPr>
-          <w:rFonts w:ascii="Segoe UI" w:hAnsi="Segoe UI" w:eastAsia="Segoe UI" w:cs="Segoe UI"/>
-          <w:i w:val="0"/>
-          <w:iCs w:val="0"/>
-          <w:caps w:val="0"/>
-          <w:color w:val="0F1115"/>
-          <w:spacing w:val="0"/>
-          <w:sz w:val="19"/>
-          <w:szCs w:val="19"/>
-        </w:rPr>
-      </w:pPr>
+          <w:lang w:val="en-US"/>
+        </w:rPr>
+        <w:t>s</w:t>
+      </w:r>
       <w:r>
         <w:rPr>
           <w:rFonts w:hint="default" w:ascii="Segoe UI" w:hAnsi="Segoe UI" w:eastAsia="Segoe UI" w:cs="Segoe UI"/>
@@ -4480,8 +5487,30 @@
           <w:szCs w:val="19"/>
           <w:shd w:val="clear" w:fill="FFFFFF"/>
         </w:rPr>
-        <w:t>The most informative first principal component (PC1) characterizes variation in the size</w:t>
-      </w:r>
+        <w:t>. In such settlements, large mollusks generally predominated. Positive PC1 values corresponded to unimodal distributions dominated by small mollusks.</w:t>
+      </w:r>
+    </w:p>
+    <w:p>
+      <w:pPr>
+        <w:pStyle w:val="90"/>
+        <w:keepNext w:val="0"/>
+        <w:keepLines w:val="0"/>
+        <w:widowControl/>
+        <w:suppressLineNumbers w:val="0"/>
+        <w:shd w:val="clear" w:fill="FFFFFF"/>
+        <w:spacing w:before="192" w:beforeAutospacing="0" w:after="192" w:afterAutospacing="0"/>
+        <w:ind w:left="0" w:right="0" w:firstLine="0"/>
+        <w:rPr>
+          <w:rFonts w:hint="default" w:ascii="Segoe UI" w:hAnsi="Segoe UI" w:eastAsia="Segoe UI" w:cs="Segoe UI"/>
+          <w:i w:val="0"/>
+          <w:iCs w:val="0"/>
+          <w:caps w:val="0"/>
+          <w:color w:val="0F1115"/>
+          <w:spacing w:val="0"/>
+          <w:sz w:val="19"/>
+          <w:szCs w:val="19"/>
+        </w:rPr>
+      </w:pPr>
       <w:r>
         <w:rPr>
           <w:rFonts w:hint="default" w:ascii="Segoe UI" w:hAnsi="Segoe UI" w:eastAsia="Segoe UI" w:cs="Segoe UI"/>
@@ -4493,9 +5522,8 @@
           <w:sz w:val="19"/>
           <w:szCs w:val="19"/>
           <w:shd w:val="clear" w:fill="FFFFFF"/>
-          <w:lang w:val="en-US"/>
-        </w:rPr>
-        <w:t>-</w:t>
+        </w:rPr>
+        <w:t xml:space="preserve">Comparison of PC1 scores between 2021 and 2023 (SFig. ++) indicated a substantial change in this parameter, suggesting interannual dynamics in </w:t>
       </w:r>
       <w:r>
         <w:rPr>
@@ -4508,31 +5536,10 @@
           <w:sz w:val="19"/>
           <w:szCs w:val="19"/>
           <w:shd w:val="clear" w:fill="FFFFFF"/>
-        </w:rPr>
-        <w:t>structure of mussel settlements (SEM ++). High negative PC1 values indicate the dominance of large, old mollusks within the settlements. This type of settlement structure was most pronounced at sites MAR_21, VES_21, VES_23, and OLA_23. High positive PC1 values characterize settlements dominated by small mollusks (NUK-1_23, MAM_23, BAT_23, ZHEM_23, TIKH_23).</w:t>
-      </w:r>
-    </w:p>
-    <w:p>
-      <w:pPr>
-        <w:pStyle w:val="90"/>
-        <w:keepNext w:val="0"/>
-        <w:keepLines w:val="0"/>
-        <w:widowControl/>
-        <w:suppressLineNumbers w:val="0"/>
-        <w:shd w:val="clear" w:fill="FFFFFF"/>
-        <w:spacing w:before="192" w:beforeAutospacing="0" w:after="192" w:afterAutospacing="0"/>
-        <w:ind w:left="0" w:right="0" w:firstLine="0"/>
-        <w:rPr>
-          <w:rFonts w:hint="default" w:ascii="Segoe UI" w:hAnsi="Segoe UI" w:eastAsia="Segoe UI" w:cs="Segoe UI"/>
-          <w:i w:val="0"/>
-          <w:iCs w:val="0"/>
-          <w:caps w:val="0"/>
-          <w:color w:val="0F1115"/>
-          <w:spacing w:val="0"/>
-          <w:sz w:val="19"/>
-          <w:szCs w:val="19"/>
-        </w:rPr>
-      </w:pPr>
+          <w:lang w:val="en-US"/>
+        </w:rPr>
+        <w:t>poulation</w:t>
+      </w:r>
       <w:r>
         <w:rPr>
           <w:rFonts w:hint="default" w:ascii="Segoe UI" w:hAnsi="Segoe UI" w:eastAsia="Segoe UI" w:cs="Segoe UI"/>
@@ -4545,7 +5552,7 @@
           <w:szCs w:val="19"/>
           <w:shd w:val="clear" w:fill="FFFFFF"/>
         </w:rPr>
-        <w:t xml:space="preserve">Variation along PC2 reflects variability in mussel biomass and cover. Settlements characterized by high biomass but low cover exhibit high negative PC2 values. High positive PC2 values are typical </w:t>
+        <w:t xml:space="preserve"> structure. Most settlements resampled in 2023 exhibited marked positive shifts in PC1 values</w:t>
       </w:r>
       <w:r>
         <w:rPr>
@@ -4560,7 +5567,7 @@
           <w:shd w:val="clear" w:fill="FFFFFF"/>
           <w:lang w:val="en-US"/>
         </w:rPr>
-        <w:t>for</w:t>
+        <w:t xml:space="preserve"> in comparison with 2021</w:t>
       </w:r>
       <w:r>
         <w:rPr>
@@ -4574,38 +5581,54 @@
           <w:szCs w:val="19"/>
           <w:shd w:val="clear" w:fill="FFFFFF"/>
         </w:rPr>
-        <w:t xml:space="preserve"> settlements with high cover but low biomass.</w:t>
-      </w:r>
-    </w:p>
-    <w:p>
-      <w:pPr>
-        <w:rPr>
-          <w:rFonts w:hint="default"/>
-          <w:lang w:val="en-US"/>
-        </w:rPr>
-      </w:pPr>
-    </w:p>
-    <w:p>
-      <w:pPr>
-        <w:rPr>
-          <w:rFonts w:hint="default"/>
-          <w:lang w:val="en-US"/>
-        </w:rPr>
-      </w:pPr>
-    </w:p>
-    <w:p>
-      <w:pPr>
-        <w:rPr>
-          <w:rFonts w:hint="default"/>
-          <w:lang w:val="en-US"/>
-        </w:rPr>
-      </w:pPr>
-      <w:r>
-        <w:rPr>
-          <w:rFonts w:hint="default"/>
-          <w:lang w:val="en-US"/>
-        </w:rPr>
-        <w:t>BTN prevalence variation</w:t>
+        <w:t xml:space="preserve"> (SFig. ++). Thus, PC1 also characterizes a temporal gradient associated with the transition of settlements from dominance by large, old mussels to dominance by juveniles.</w:t>
+      </w:r>
+    </w:p>
+    <w:p>
+      <w:pPr>
+        <w:rPr>
+          <w:rFonts w:hint="default"/>
+          <w:lang w:val="ru-RU"/>
+        </w:rPr>
+      </w:pPr>
+    </w:p>
+    <w:p>
+      <w:pPr>
+        <w:rPr>
+          <w:rFonts w:hint="default"/>
+          <w:lang w:val="ru-RU"/>
+        </w:rPr>
+      </w:pPr>
+    </w:p>
+    <w:p>
+      <w:pPr>
+        <w:rPr>
+          <w:rFonts w:hint="default"/>
+          <w:lang w:val="ru-RU"/>
+        </w:rPr>
+      </w:pPr>
+    </w:p>
+    <w:p>
+      <w:pPr>
+        <w:rPr>
+          <w:rFonts w:hint="default"/>
+          <w:lang w:val="ru-RU"/>
+        </w:rPr>
+      </w:pPr>
+    </w:p>
+    <w:p>
+      <w:pPr>
+        <w:rPr>
+          <w:rFonts w:hint="default"/>
+          <w:lang w:val="en-US"/>
+        </w:rPr>
+      </w:pPr>
+      <w:r>
+        <w:rPr>
+          <w:rFonts w:hint="default"/>
+          <w:lang w:val="en-US"/>
+        </w:rPr>
+        <w:t>Main text</w:t>
       </w:r>
     </w:p>
     <w:p>
@@ -4641,30 +5664,8 @@
           <w:szCs w:val="19"/>
           <w:shd w:val="clear" w:fill="FFFFFF"/>
         </w:rPr>
-        <w:t>A total of +++ individuals were examined, with sizes ranging from ++ to ++ mm (median ++). Among these, +++ infected individuals were found, with sizes varying from +++ to +++ mm (median +++). The frequencies of both transmissible cancer lineages (BTN1 and BTN2) ranged from 0 (no infected mollusks were found in ++ sites) to +++% (BTN1, site +++) and +++% (BTN2, site ++++). On average, the frequencies of BTN1 and BTN2 were similar, amounting to 2.07% and 2.04%, respectively.</w:t>
-      </w:r>
-    </w:p>
-    <w:p>
-      <w:pPr>
-        <w:pStyle w:val="90"/>
-        <w:keepNext w:val="0"/>
-        <w:keepLines w:val="0"/>
-        <w:widowControl/>
-        <w:suppressLineNumbers w:val="0"/>
-        <w:shd w:val="clear" w:fill="FFFFFF"/>
-        <w:spacing w:before="192" w:beforeAutospacing="0" w:after="192" w:afterAutospacing="0"/>
-        <w:ind w:left="0" w:right="0" w:firstLine="0"/>
-        <w:rPr>
-          <w:rFonts w:hint="default" w:ascii="Segoe UI" w:hAnsi="Segoe UI" w:eastAsia="Segoe UI" w:cs="Segoe UI"/>
-          <w:i w:val="0"/>
-          <w:iCs w:val="0"/>
-          <w:caps w:val="0"/>
-          <w:color w:val="0F1115"/>
-          <w:spacing w:val="0"/>
-          <w:sz w:val="19"/>
-          <w:szCs w:val="19"/>
-        </w:rPr>
-      </w:pPr>
+        <w:t>The most informative first principal component (PC1) characterizes variation in the size</w:t>
+      </w:r>
       <w:r>
         <w:rPr>
           <w:rFonts w:hint="default" w:ascii="Segoe UI" w:hAnsi="Segoe UI" w:eastAsia="Segoe UI" w:cs="Segoe UI"/>
@@ -4676,8 +5677,9 @@
           <w:sz w:val="19"/>
           <w:szCs w:val="19"/>
           <w:shd w:val="clear" w:fill="FFFFFF"/>
-        </w:rPr>
-        <w:t xml:space="preserve">Analysis of the spatial distribution of </w:t>
+          <w:lang w:val="en-US"/>
+        </w:rPr>
+        <w:t>-</w:t>
       </w:r>
       <w:r>
         <w:rPr>
@@ -4690,10 +5692,31 @@
           <w:sz w:val="19"/>
           <w:szCs w:val="19"/>
           <w:shd w:val="clear" w:fill="FFFFFF"/>
-          <w:lang w:val="en-US"/>
-        </w:rPr>
-        <w:t>prevalence</w:t>
-      </w:r>
+        </w:rPr>
+        <w:t>structure of mussel settlements (SEM ++). High negative PC1 values indicate the dominance of large, old mollusks within the settlements. This type of settlement structure was most pronounced at sites MAR_21, VES_21, VES_23, and OLA_23. High positive PC1 values characterize settlements dominated by small mollusks (NUK-1_23, MAM_23, BAT_23, ZHEM_23, TIKH_23).</w:t>
+      </w:r>
+    </w:p>
+    <w:p>
+      <w:pPr>
+        <w:pStyle w:val="90"/>
+        <w:keepNext w:val="0"/>
+        <w:keepLines w:val="0"/>
+        <w:widowControl/>
+        <w:suppressLineNumbers w:val="0"/>
+        <w:shd w:val="clear" w:fill="FFFFFF"/>
+        <w:spacing w:before="192" w:beforeAutospacing="0" w:after="192" w:afterAutospacing="0"/>
+        <w:ind w:left="0" w:right="0" w:firstLine="0"/>
+        <w:rPr>
+          <w:rFonts w:hint="default" w:ascii="Segoe UI" w:hAnsi="Segoe UI" w:eastAsia="Segoe UI" w:cs="Segoe UI"/>
+          <w:i w:val="0"/>
+          <w:iCs w:val="0"/>
+          <w:caps w:val="0"/>
+          <w:color w:val="0F1115"/>
+          <w:spacing w:val="0"/>
+          <w:sz w:val="19"/>
+          <w:szCs w:val="19"/>
+        </w:rPr>
+      </w:pPr>
       <w:r>
         <w:rPr>
           <w:rFonts w:hint="default" w:ascii="Segoe UI" w:hAnsi="Segoe UI" w:eastAsia="Segoe UI" w:cs="Segoe UI"/>
@@ -4706,8 +5729,810 @@
           <w:szCs w:val="19"/>
           <w:shd w:val="clear" w:fill="FFFFFF"/>
         </w:rPr>
-        <w:t xml:space="preserve"> revealed highly heterogeneous patterns for both BTN1 and BTN2 (Fig. ++). No significant correlation was detected between the frequencies of the two lineages (Spearman's R = 0.27, p = 0.208, n = 24).</w:t>
-      </w:r>
+        <w:t xml:space="preserve">Variation along PC2 reflects variability in mussel biomass and cover. Settlements characterized by high biomass but low cover exhibit high negative PC2 values. High positive PC2 values are typical </w:t>
+      </w:r>
+      <w:r>
+        <w:rPr>
+          <w:rFonts w:hint="default" w:ascii="Segoe UI" w:hAnsi="Segoe UI" w:eastAsia="Segoe UI" w:cs="Segoe UI"/>
+          <w:i w:val="0"/>
+          <w:iCs w:val="0"/>
+          <w:caps w:val="0"/>
+          <w:color w:val="0F1115"/>
+          <w:spacing w:val="0"/>
+          <w:sz w:val="19"/>
+          <w:szCs w:val="19"/>
+          <w:shd w:val="clear" w:fill="FFFFFF"/>
+          <w:lang w:val="en-US"/>
+        </w:rPr>
+        <w:t>for</w:t>
+      </w:r>
+      <w:r>
+        <w:rPr>
+          <w:rFonts w:hint="default" w:ascii="Segoe UI" w:hAnsi="Segoe UI" w:eastAsia="Segoe UI" w:cs="Segoe UI"/>
+          <w:i w:val="0"/>
+          <w:iCs w:val="0"/>
+          <w:caps w:val="0"/>
+          <w:color w:val="0F1115"/>
+          <w:spacing w:val="0"/>
+          <w:sz w:val="19"/>
+          <w:szCs w:val="19"/>
+          <w:shd w:val="clear" w:fill="FFFFFF"/>
+        </w:rPr>
+        <w:t xml:space="preserve"> settlements with high cover but low biomass.</w:t>
+      </w:r>
+    </w:p>
+    <w:p>
+      <w:pPr>
+        <w:rPr>
+          <w:rFonts w:hint="default"/>
+          <w:lang w:val="en-US"/>
+        </w:rPr>
+      </w:pPr>
+    </w:p>
+    <w:p>
+      <w:pPr>
+        <w:rPr>
+          <w:rFonts w:hint="default"/>
+          <w:lang w:val="en-US"/>
+        </w:rPr>
+      </w:pPr>
+    </w:p>
+    <w:p>
+      <w:pPr>
+        <w:rPr>
+          <w:rFonts w:hint="default"/>
+          <w:lang w:val="en-US"/>
+        </w:rPr>
+      </w:pPr>
+      <w:r>
+        <w:rPr>
+          <w:rFonts w:hint="default"/>
+          <w:lang w:val="en-US"/>
+        </w:rPr>
+        <w:t>BTN prevalence variation</w:t>
+      </w:r>
+    </w:p>
+    <w:p>
+      <w:pPr>
+        <w:pStyle w:val="90"/>
+        <w:keepNext w:val="0"/>
+        <w:keepLines w:val="0"/>
+        <w:widowControl/>
+        <w:suppressLineNumbers w:val="0"/>
+        <w:shd w:val="clear" w:fill="FFFFFF"/>
+        <w:spacing w:before="192" w:beforeAutospacing="0" w:after="192" w:afterAutospacing="0"/>
+        <w:ind w:left="0" w:right="0" w:firstLine="0"/>
+        <w:rPr>
+          <w:rFonts w:hint="default" w:ascii="Segoe UI" w:hAnsi="Segoe UI" w:eastAsia="Segoe UI" w:cs="Segoe UI"/>
+          <w:i w:val="0"/>
+          <w:iCs w:val="0"/>
+          <w:caps w:val="0"/>
+          <w:color w:val="0F1115"/>
+          <w:spacing w:val="0"/>
+          <w:sz w:val="19"/>
+          <w:szCs w:val="19"/>
+          <w:shd w:val="clear" w:fill="FFFFFF"/>
+          <w:lang w:val="ru-RU"/>
+        </w:rPr>
+      </w:pPr>
+      <w:r>
+        <w:rPr>
+          <w:rFonts w:hint="default" w:ascii="Segoe UI" w:hAnsi="Segoe UI" w:eastAsia="Segoe UI" w:cs="Segoe UI"/>
+          <w:i w:val="0"/>
+          <w:iCs w:val="0"/>
+          <w:caps w:val="0"/>
+          <w:color w:val="0F1115"/>
+          <w:spacing w:val="0"/>
+          <w:sz w:val="19"/>
+          <w:szCs w:val="19"/>
+          <w:shd w:val="clear" w:fill="FFFFFF"/>
+          <w:lang w:val="ru-RU"/>
+        </w:rPr>
+        <w:t>ПРОВЕРИТЬ числа!!!</w:t>
+      </w:r>
+    </w:p>
+    <w:p>
+      <w:pPr>
+        <w:pStyle w:val="90"/>
+        <w:keepNext w:val="0"/>
+        <w:keepLines w:val="0"/>
+        <w:widowControl/>
+        <w:suppressLineNumbers w:val="0"/>
+        <w:shd w:val="clear" w:fill="FFFFFF"/>
+        <w:spacing w:before="192" w:beforeAutospacing="0" w:after="192" w:afterAutospacing="0"/>
+        <w:ind w:left="0" w:right="0" w:firstLine="0"/>
+        <w:rPr>
+          <w:rFonts w:ascii="Segoe UI" w:hAnsi="Segoe UI" w:eastAsia="Segoe UI" w:cs="Segoe UI"/>
+          <w:i w:val="0"/>
+          <w:iCs w:val="0"/>
+          <w:caps w:val="0"/>
+          <w:color w:val="0F1115"/>
+          <w:spacing w:val="0"/>
+          <w:sz w:val="19"/>
+          <w:szCs w:val="19"/>
+        </w:rPr>
+      </w:pPr>
+      <w:r>
+        <w:rPr>
+          <w:rFonts w:hint="default" w:ascii="Segoe UI" w:hAnsi="Segoe UI" w:eastAsia="Segoe UI" w:cs="Segoe UI"/>
+          <w:i w:val="0"/>
+          <w:iCs w:val="0"/>
+          <w:caps w:val="0"/>
+          <w:color w:val="0F1115"/>
+          <w:spacing w:val="0"/>
+          <w:sz w:val="19"/>
+          <w:szCs w:val="19"/>
+          <w:shd w:val="clear" w:fill="FFFFFF"/>
+        </w:rPr>
+        <w:t xml:space="preserve">A total of </w:t>
+      </w:r>
+      <w:r>
+        <w:rPr>
+          <w:rFonts w:hint="default" w:ascii="Segoe UI" w:hAnsi="Segoe UI" w:eastAsia="Segoe UI" w:cs="Segoe UI"/>
+          <w:i w:val="0"/>
+          <w:iCs w:val="0"/>
+          <w:caps w:val="0"/>
+          <w:color w:val="0F1115"/>
+          <w:spacing w:val="0"/>
+          <w:sz w:val="19"/>
+          <w:szCs w:val="19"/>
+          <w:shd w:val="clear" w:fill="FFFFFF"/>
+          <w:lang w:val="en-US"/>
+        </w:rPr>
+        <w:t>2926 (?)</w:t>
+      </w:r>
+      <w:r>
+        <w:rPr>
+          <w:rFonts w:hint="default" w:ascii="Segoe UI" w:hAnsi="Segoe UI" w:eastAsia="Segoe UI" w:cs="Segoe UI"/>
+          <w:i w:val="0"/>
+          <w:iCs w:val="0"/>
+          <w:caps w:val="0"/>
+          <w:color w:val="0F1115"/>
+          <w:spacing w:val="0"/>
+          <w:sz w:val="19"/>
+          <w:szCs w:val="19"/>
+          <w:shd w:val="clear" w:fill="FFFFFF"/>
+        </w:rPr>
+        <w:t xml:space="preserve"> individuals were examined, with sizes ranging from </w:t>
+      </w:r>
+      <w:r>
+        <w:rPr>
+          <w:rFonts w:hint="default" w:ascii="Segoe UI" w:hAnsi="Segoe UI" w:eastAsia="Segoe UI" w:cs="Segoe UI"/>
+          <w:i w:val="0"/>
+          <w:iCs w:val="0"/>
+          <w:caps w:val="0"/>
+          <w:color w:val="0F1115"/>
+          <w:spacing w:val="0"/>
+          <w:sz w:val="19"/>
+          <w:szCs w:val="19"/>
+          <w:shd w:val="clear" w:fill="FFFFFF"/>
+          <w:lang w:val="en-US"/>
+        </w:rPr>
+        <w:t>25.8</w:t>
+      </w:r>
+      <w:r>
+        <w:rPr>
+          <w:rFonts w:hint="default" w:ascii="Segoe UI" w:hAnsi="Segoe UI" w:eastAsia="Segoe UI" w:cs="Segoe UI"/>
+          <w:i w:val="0"/>
+          <w:iCs w:val="0"/>
+          <w:caps w:val="0"/>
+          <w:color w:val="0F1115"/>
+          <w:spacing w:val="0"/>
+          <w:sz w:val="19"/>
+          <w:szCs w:val="19"/>
+          <w:shd w:val="clear" w:fill="FFFFFF"/>
+        </w:rPr>
+        <w:t xml:space="preserve"> to </w:t>
+      </w:r>
+      <w:r>
+        <w:rPr>
+          <w:rFonts w:hint="default" w:ascii="Segoe UI" w:hAnsi="Segoe UI" w:eastAsia="Segoe UI" w:cs="Segoe UI"/>
+          <w:i w:val="0"/>
+          <w:iCs w:val="0"/>
+          <w:caps w:val="0"/>
+          <w:color w:val="0F1115"/>
+          <w:spacing w:val="0"/>
+          <w:sz w:val="19"/>
+          <w:szCs w:val="19"/>
+          <w:shd w:val="clear" w:fill="FFFFFF"/>
+          <w:lang w:val="en-US"/>
+        </w:rPr>
+        <w:t>75.6</w:t>
+      </w:r>
+      <w:r>
+        <w:rPr>
+          <w:rFonts w:hint="default" w:ascii="Segoe UI" w:hAnsi="Segoe UI" w:eastAsia="Segoe UI" w:cs="Segoe UI"/>
+          <w:i w:val="0"/>
+          <w:iCs w:val="0"/>
+          <w:caps w:val="0"/>
+          <w:color w:val="0F1115"/>
+          <w:spacing w:val="0"/>
+          <w:sz w:val="19"/>
+          <w:szCs w:val="19"/>
+          <w:shd w:val="clear" w:fill="FFFFFF"/>
+        </w:rPr>
+        <w:t xml:space="preserve"> mm (median </w:t>
+      </w:r>
+      <w:r>
+        <w:rPr>
+          <w:rFonts w:hint="default" w:ascii="Segoe UI" w:hAnsi="Segoe UI" w:eastAsia="Segoe UI" w:cs="Segoe UI"/>
+          <w:i w:val="0"/>
+          <w:iCs w:val="0"/>
+          <w:caps w:val="0"/>
+          <w:color w:val="0F1115"/>
+          <w:spacing w:val="0"/>
+          <w:sz w:val="19"/>
+          <w:szCs w:val="19"/>
+          <w:shd w:val="clear" w:fill="FFFFFF"/>
+          <w:lang w:val="en-US"/>
+        </w:rPr>
+        <w:t>44.9 mm</w:t>
+      </w:r>
+      <w:r>
+        <w:rPr>
+          <w:rFonts w:hint="default" w:ascii="Segoe UI" w:hAnsi="Segoe UI" w:eastAsia="Segoe UI" w:cs="Segoe UI"/>
+          <w:i w:val="0"/>
+          <w:iCs w:val="0"/>
+          <w:caps w:val="0"/>
+          <w:color w:val="0F1115"/>
+          <w:spacing w:val="0"/>
+          <w:sz w:val="19"/>
+          <w:szCs w:val="19"/>
+          <w:shd w:val="clear" w:fill="FFFFFF"/>
+        </w:rPr>
+        <w:t xml:space="preserve">). Among these, </w:t>
+      </w:r>
+      <w:r>
+        <w:rPr>
+          <w:rFonts w:hint="default" w:ascii="Segoe UI" w:hAnsi="Segoe UI" w:eastAsia="Segoe UI" w:cs="Segoe UI"/>
+          <w:i w:val="0"/>
+          <w:iCs w:val="0"/>
+          <w:caps w:val="0"/>
+          <w:color w:val="0F1115"/>
+          <w:spacing w:val="0"/>
+          <w:sz w:val="19"/>
+          <w:szCs w:val="19"/>
+          <w:shd w:val="clear" w:fill="FFFFFF"/>
+          <w:lang w:val="en-US"/>
+        </w:rPr>
+        <w:t xml:space="preserve">123 </w:t>
+      </w:r>
+      <w:r>
+        <w:rPr>
+          <w:rFonts w:hint="default" w:ascii="Segoe UI" w:hAnsi="Segoe UI" w:eastAsia="Segoe UI" w:cs="Segoe UI"/>
+          <w:i w:val="0"/>
+          <w:iCs w:val="0"/>
+          <w:caps w:val="0"/>
+          <w:color w:val="0F1115"/>
+          <w:spacing w:val="0"/>
+          <w:sz w:val="19"/>
+          <w:szCs w:val="19"/>
+          <w:shd w:val="clear" w:fill="FFFFFF"/>
+        </w:rPr>
+        <w:t xml:space="preserve">infected individuals were found, with sizes varying from </w:t>
+      </w:r>
+      <w:r>
+        <w:rPr>
+          <w:rFonts w:hint="default" w:ascii="Segoe UI" w:hAnsi="Segoe UI" w:eastAsia="Segoe UI" w:cs="Segoe UI"/>
+          <w:i w:val="0"/>
+          <w:iCs w:val="0"/>
+          <w:caps w:val="0"/>
+          <w:color w:val="0F1115"/>
+          <w:spacing w:val="0"/>
+          <w:sz w:val="19"/>
+          <w:szCs w:val="19"/>
+          <w:shd w:val="clear" w:fill="FFFFFF"/>
+          <w:lang w:val="en-US"/>
+        </w:rPr>
+        <w:t>25.8</w:t>
+      </w:r>
+      <w:r>
+        <w:rPr>
+          <w:rFonts w:hint="default" w:ascii="Segoe UI" w:hAnsi="Segoe UI" w:eastAsia="Segoe UI" w:cs="Segoe UI"/>
+          <w:i w:val="0"/>
+          <w:iCs w:val="0"/>
+          <w:caps w:val="0"/>
+          <w:color w:val="0F1115"/>
+          <w:spacing w:val="0"/>
+          <w:sz w:val="19"/>
+          <w:szCs w:val="19"/>
+          <w:shd w:val="clear" w:fill="FFFFFF"/>
+        </w:rPr>
+        <w:t xml:space="preserve"> to </w:t>
+      </w:r>
+      <w:r>
+        <w:rPr>
+          <w:rFonts w:hint="default" w:ascii="Segoe UI" w:hAnsi="Segoe UI" w:eastAsia="Segoe UI" w:cs="Segoe UI"/>
+          <w:i w:val="0"/>
+          <w:iCs w:val="0"/>
+          <w:caps w:val="0"/>
+          <w:color w:val="0F1115"/>
+          <w:spacing w:val="0"/>
+          <w:sz w:val="19"/>
+          <w:szCs w:val="19"/>
+          <w:shd w:val="clear" w:fill="FFFFFF"/>
+          <w:lang w:val="en-US"/>
+        </w:rPr>
+        <w:t>60.7</w:t>
+      </w:r>
+      <w:r>
+        <w:rPr>
+          <w:rFonts w:hint="default" w:ascii="Segoe UI" w:hAnsi="Segoe UI" w:eastAsia="Segoe UI" w:cs="Segoe UI"/>
+          <w:i w:val="0"/>
+          <w:iCs w:val="0"/>
+          <w:caps w:val="0"/>
+          <w:color w:val="0F1115"/>
+          <w:spacing w:val="0"/>
+          <w:sz w:val="19"/>
+          <w:szCs w:val="19"/>
+          <w:shd w:val="clear" w:fill="FFFFFF"/>
+        </w:rPr>
+        <w:t xml:space="preserve"> mm (median </w:t>
+      </w:r>
+      <w:r>
+        <w:rPr>
+          <w:rFonts w:hint="default" w:ascii="Segoe UI" w:hAnsi="Segoe UI" w:eastAsia="Segoe UI" w:cs="Segoe UI"/>
+          <w:i w:val="0"/>
+          <w:iCs w:val="0"/>
+          <w:caps w:val="0"/>
+          <w:color w:val="0F1115"/>
+          <w:spacing w:val="0"/>
+          <w:sz w:val="19"/>
+          <w:szCs w:val="19"/>
+          <w:shd w:val="clear" w:fill="FFFFFF"/>
+          <w:lang w:val="en-US"/>
+        </w:rPr>
+        <w:t>43.2 mm</w:t>
+      </w:r>
+      <w:r>
+        <w:rPr>
+          <w:rFonts w:hint="default" w:ascii="Segoe UI" w:hAnsi="Segoe UI" w:eastAsia="Segoe UI" w:cs="Segoe UI"/>
+          <w:i w:val="0"/>
+          <w:iCs w:val="0"/>
+          <w:caps w:val="0"/>
+          <w:color w:val="0F1115"/>
+          <w:spacing w:val="0"/>
+          <w:sz w:val="19"/>
+          <w:szCs w:val="19"/>
+          <w:shd w:val="clear" w:fill="FFFFFF"/>
+        </w:rPr>
+        <w:t xml:space="preserve">). The frequencies of both transmissible cancer lineages (BTN1 and BTN2) ranged from 0 (no infected mollusks were found in </w:t>
+      </w:r>
+      <w:r>
+        <w:rPr>
+          <w:rFonts w:hint="default" w:ascii="Segoe UI" w:hAnsi="Segoe UI" w:eastAsia="Segoe UI" w:cs="Segoe UI"/>
+          <w:i w:val="0"/>
+          <w:iCs w:val="0"/>
+          <w:caps w:val="0"/>
+          <w:color w:val="0F1115"/>
+          <w:spacing w:val="0"/>
+          <w:sz w:val="19"/>
+          <w:szCs w:val="19"/>
+          <w:shd w:val="clear" w:fill="FFFFFF"/>
+          <w:lang w:val="en-US"/>
+        </w:rPr>
+        <w:t>3</w:t>
+      </w:r>
+      <w:r>
+        <w:rPr>
+          <w:rFonts w:hint="default" w:ascii="Segoe UI" w:hAnsi="Segoe UI" w:eastAsia="Segoe UI" w:cs="Segoe UI"/>
+          <w:i w:val="0"/>
+          <w:iCs w:val="0"/>
+          <w:caps w:val="0"/>
+          <w:color w:val="0F1115"/>
+          <w:spacing w:val="0"/>
+          <w:sz w:val="19"/>
+          <w:szCs w:val="19"/>
+          <w:shd w:val="clear" w:fill="FFFFFF"/>
+        </w:rPr>
+        <w:t xml:space="preserve"> sites</w:t>
+      </w:r>
+      <w:r>
+        <w:rPr>
+          <w:rFonts w:hint="default" w:ascii="Segoe UI" w:hAnsi="Segoe UI" w:eastAsia="Segoe UI" w:cs="Segoe UI"/>
+          <w:i w:val="0"/>
+          <w:iCs w:val="0"/>
+          <w:caps w:val="0"/>
+          <w:color w:val="0F1115"/>
+          <w:spacing w:val="0"/>
+          <w:sz w:val="19"/>
+          <w:szCs w:val="19"/>
+          <w:shd w:val="clear" w:fill="FFFFFF"/>
+          <w:lang w:val="en-US"/>
+        </w:rPr>
+        <w:t>: ARM_23, BAT_23, MAM_21</w:t>
+      </w:r>
+      <w:r>
+        <w:rPr>
+          <w:rFonts w:hint="default" w:ascii="Segoe UI" w:hAnsi="Segoe UI" w:eastAsia="Segoe UI" w:cs="Segoe UI"/>
+          <w:i w:val="0"/>
+          <w:iCs w:val="0"/>
+          <w:caps w:val="0"/>
+          <w:color w:val="0F1115"/>
+          <w:spacing w:val="0"/>
+          <w:sz w:val="19"/>
+          <w:szCs w:val="19"/>
+          <w:shd w:val="clear" w:fill="FFFFFF"/>
+        </w:rPr>
+        <w:t xml:space="preserve">) to </w:t>
+      </w:r>
+      <w:r>
+        <w:rPr>
+          <w:rFonts w:hint="default" w:ascii="Segoe UI" w:hAnsi="Segoe UI" w:eastAsia="Segoe UI" w:cs="Segoe UI"/>
+          <w:i w:val="0"/>
+          <w:iCs w:val="0"/>
+          <w:caps w:val="0"/>
+          <w:color w:val="0F1115"/>
+          <w:spacing w:val="0"/>
+          <w:sz w:val="19"/>
+          <w:szCs w:val="19"/>
+          <w:shd w:val="clear" w:fill="FFFFFF"/>
+          <w:lang w:val="en-US"/>
+        </w:rPr>
+        <w:t>6.25</w:t>
+      </w:r>
+      <w:r>
+        <w:rPr>
+          <w:rFonts w:hint="default" w:ascii="Segoe UI" w:hAnsi="Segoe UI" w:eastAsia="Segoe UI" w:cs="Segoe UI"/>
+          <w:i w:val="0"/>
+          <w:iCs w:val="0"/>
+          <w:caps w:val="0"/>
+          <w:color w:val="0F1115"/>
+          <w:spacing w:val="0"/>
+          <w:sz w:val="19"/>
+          <w:szCs w:val="19"/>
+          <w:shd w:val="clear" w:fill="FFFFFF"/>
+        </w:rPr>
+        <w:t xml:space="preserve">% (BTN1, site </w:t>
+      </w:r>
+      <w:r>
+        <w:rPr>
+          <w:rFonts w:hint="default" w:ascii="Segoe UI" w:hAnsi="Segoe UI" w:eastAsia="Segoe UI" w:cs="Segoe UI"/>
+          <w:i w:val="0"/>
+          <w:iCs w:val="0"/>
+          <w:caps w:val="0"/>
+          <w:color w:val="0F1115"/>
+          <w:spacing w:val="0"/>
+          <w:sz w:val="19"/>
+          <w:szCs w:val="19"/>
+          <w:shd w:val="clear" w:fill="FFFFFF"/>
+          <w:lang w:val="en-US"/>
+        </w:rPr>
+        <w:t>ZHEM_23</w:t>
+      </w:r>
+      <w:r>
+        <w:rPr>
+          <w:rFonts w:hint="default" w:ascii="Segoe UI" w:hAnsi="Segoe UI" w:eastAsia="Segoe UI" w:cs="Segoe UI"/>
+          <w:i w:val="0"/>
+          <w:iCs w:val="0"/>
+          <w:caps w:val="0"/>
+          <w:color w:val="0F1115"/>
+          <w:spacing w:val="0"/>
+          <w:sz w:val="19"/>
+          <w:szCs w:val="19"/>
+          <w:shd w:val="clear" w:fill="FFFFFF"/>
+        </w:rPr>
+        <w:t xml:space="preserve">) and </w:t>
+      </w:r>
+      <w:r>
+        <w:rPr>
+          <w:rFonts w:hint="default" w:ascii="Segoe UI" w:hAnsi="Segoe UI" w:eastAsia="Segoe UI" w:cs="Segoe UI"/>
+          <w:i w:val="0"/>
+          <w:iCs w:val="0"/>
+          <w:caps w:val="0"/>
+          <w:color w:val="0F1115"/>
+          <w:spacing w:val="0"/>
+          <w:sz w:val="19"/>
+          <w:szCs w:val="19"/>
+          <w:shd w:val="clear" w:fill="FFFFFF"/>
+          <w:lang w:val="en-US"/>
+        </w:rPr>
+        <w:t>5.21</w:t>
+      </w:r>
+      <w:r>
+        <w:rPr>
+          <w:rFonts w:hint="default" w:ascii="Segoe UI" w:hAnsi="Segoe UI" w:eastAsia="Segoe UI" w:cs="Segoe UI"/>
+          <w:i w:val="0"/>
+          <w:iCs w:val="0"/>
+          <w:caps w:val="0"/>
+          <w:color w:val="0F1115"/>
+          <w:spacing w:val="0"/>
+          <w:sz w:val="19"/>
+          <w:szCs w:val="19"/>
+          <w:shd w:val="clear" w:fill="FFFFFF"/>
+        </w:rPr>
+        <w:t xml:space="preserve">% (BTN2, site </w:t>
+      </w:r>
+      <w:r>
+        <w:rPr>
+          <w:rFonts w:hint="default" w:ascii="Segoe UI" w:hAnsi="Segoe UI" w:eastAsia="Segoe UI" w:cs="Segoe UI"/>
+          <w:i w:val="0"/>
+          <w:iCs w:val="0"/>
+          <w:caps w:val="0"/>
+          <w:color w:val="0F1115"/>
+          <w:spacing w:val="0"/>
+          <w:sz w:val="19"/>
+          <w:szCs w:val="19"/>
+          <w:shd w:val="clear" w:fill="FFFFFF"/>
+          <w:lang w:val="en-US"/>
+        </w:rPr>
+        <w:t>SVET_23</w:t>
+      </w:r>
+      <w:r>
+        <w:rPr>
+          <w:rFonts w:hint="default" w:ascii="Segoe UI" w:hAnsi="Segoe UI" w:eastAsia="Segoe UI" w:cs="Segoe UI"/>
+          <w:i w:val="0"/>
+          <w:iCs w:val="0"/>
+          <w:caps w:val="0"/>
+          <w:color w:val="0F1115"/>
+          <w:spacing w:val="0"/>
+          <w:sz w:val="19"/>
+          <w:szCs w:val="19"/>
+          <w:shd w:val="clear" w:fill="FFFFFF"/>
+        </w:rPr>
+        <w:t>). On average, the frequencies of BTN1 and BTN2 were similar, amounting to 2.</w:t>
+      </w:r>
+      <w:r>
+        <w:rPr>
+          <w:rFonts w:hint="default" w:ascii="Segoe UI" w:hAnsi="Segoe UI" w:eastAsia="Segoe UI" w:cs="Segoe UI"/>
+          <w:i w:val="0"/>
+          <w:iCs w:val="0"/>
+          <w:caps w:val="0"/>
+          <w:color w:val="0F1115"/>
+          <w:spacing w:val="0"/>
+          <w:sz w:val="19"/>
+          <w:szCs w:val="19"/>
+          <w:shd w:val="clear" w:fill="FFFFFF"/>
+          <w:lang w:val="en-US"/>
+        </w:rPr>
+        <w:t>12</w:t>
+      </w:r>
+      <w:r>
+        <w:rPr>
+          <w:rFonts w:hint="default" w:ascii="Segoe UI" w:hAnsi="Segoe UI" w:eastAsia="Segoe UI" w:cs="Segoe UI"/>
+          <w:i w:val="0"/>
+          <w:iCs w:val="0"/>
+          <w:caps w:val="0"/>
+          <w:color w:val="0F1115"/>
+          <w:spacing w:val="0"/>
+          <w:sz w:val="19"/>
+          <w:szCs w:val="19"/>
+          <w:shd w:val="clear" w:fill="FFFFFF"/>
+        </w:rPr>
+        <w:t>% and 2.0</w:t>
+      </w:r>
+      <w:r>
+        <w:rPr>
+          <w:rFonts w:hint="default" w:ascii="Segoe UI" w:hAnsi="Segoe UI" w:eastAsia="Segoe UI" w:cs="Segoe UI"/>
+          <w:i w:val="0"/>
+          <w:iCs w:val="0"/>
+          <w:caps w:val="0"/>
+          <w:color w:val="0F1115"/>
+          <w:spacing w:val="0"/>
+          <w:sz w:val="19"/>
+          <w:szCs w:val="19"/>
+          <w:shd w:val="clear" w:fill="FFFFFF"/>
+          <w:lang w:val="en-US"/>
+        </w:rPr>
+        <w:t>8</w:t>
+      </w:r>
+      <w:r>
+        <w:rPr>
+          <w:rFonts w:hint="default" w:ascii="Segoe UI" w:hAnsi="Segoe UI" w:eastAsia="Segoe UI" w:cs="Segoe UI"/>
+          <w:i w:val="0"/>
+          <w:iCs w:val="0"/>
+          <w:caps w:val="0"/>
+          <w:color w:val="0F1115"/>
+          <w:spacing w:val="0"/>
+          <w:sz w:val="19"/>
+          <w:szCs w:val="19"/>
+          <w:shd w:val="clear" w:fill="FFFFFF"/>
+        </w:rPr>
+        <w:t>%, respectively.</w:t>
+      </w:r>
+    </w:p>
+    <w:p>
+      <w:pPr>
+        <w:pStyle w:val="90"/>
+        <w:keepNext w:val="0"/>
+        <w:keepLines w:val="0"/>
+        <w:widowControl/>
+        <w:suppressLineNumbers w:val="0"/>
+        <w:shd w:val="clear" w:fill="FFFFFF"/>
+        <w:spacing w:before="192" w:beforeAutospacing="0" w:after="192" w:afterAutospacing="0"/>
+        <w:ind w:left="0" w:right="0" w:firstLine="0"/>
+        <w:rPr>
+          <w:rFonts w:hint="default" w:ascii="Segoe UI" w:hAnsi="Segoe UI" w:eastAsia="Segoe UI" w:cs="Segoe UI"/>
+          <w:i w:val="0"/>
+          <w:iCs w:val="0"/>
+          <w:caps w:val="0"/>
+          <w:color w:val="0F1115"/>
+          <w:spacing w:val="0"/>
+          <w:sz w:val="19"/>
+          <w:szCs w:val="19"/>
+          <w:shd w:val="clear" w:fill="FFFFFF"/>
+          <w:lang w:val="en-US"/>
+        </w:rPr>
+      </w:pPr>
+      <w:r>
+        <w:rPr>
+          <w:rFonts w:hint="default" w:ascii="Segoe UI" w:hAnsi="Segoe UI" w:eastAsia="Segoe UI" w:cs="Segoe UI"/>
+          <w:i w:val="0"/>
+          <w:iCs w:val="0"/>
+          <w:caps w:val="0"/>
+          <w:color w:val="0F1115"/>
+          <w:spacing w:val="0"/>
+          <w:sz w:val="19"/>
+          <w:szCs w:val="19"/>
+          <w:shd w:val="clear" w:fill="FFFFFF"/>
+        </w:rPr>
+        <w:t xml:space="preserve">Analysis of the spatial distribution of </w:t>
+      </w:r>
+      <w:r>
+        <w:rPr>
+          <w:rFonts w:hint="default" w:ascii="Segoe UI" w:hAnsi="Segoe UI" w:eastAsia="Segoe UI" w:cs="Segoe UI"/>
+          <w:i w:val="0"/>
+          <w:iCs w:val="0"/>
+          <w:caps w:val="0"/>
+          <w:color w:val="0F1115"/>
+          <w:spacing w:val="0"/>
+          <w:sz w:val="19"/>
+          <w:szCs w:val="19"/>
+          <w:shd w:val="clear" w:fill="FFFFFF"/>
+          <w:lang w:val="en-US"/>
+        </w:rPr>
+        <w:t>prevalence</w:t>
+      </w:r>
+      <w:r>
+        <w:rPr>
+          <w:rFonts w:hint="default" w:ascii="Segoe UI" w:hAnsi="Segoe UI" w:eastAsia="Segoe UI" w:cs="Segoe UI"/>
+          <w:i w:val="0"/>
+          <w:iCs w:val="0"/>
+          <w:caps w:val="0"/>
+          <w:color w:val="0F1115"/>
+          <w:spacing w:val="0"/>
+          <w:sz w:val="19"/>
+          <w:szCs w:val="19"/>
+          <w:shd w:val="clear" w:fill="FFFFFF"/>
+        </w:rPr>
+        <w:t xml:space="preserve"> revealed highly heterogeneous patterns for both BTN1 and BTN2 (Fig. ++). No significant correlation was detected between the frequencies of the two lineages (Spearman's R = 0.</w:t>
+      </w:r>
+      <w:r>
+        <w:rPr>
+          <w:rFonts w:hint="default" w:ascii="Segoe UI" w:hAnsi="Segoe UI" w:eastAsia="Segoe UI" w:cs="Segoe UI"/>
+          <w:i w:val="0"/>
+          <w:iCs w:val="0"/>
+          <w:caps w:val="0"/>
+          <w:color w:val="0F1115"/>
+          <w:spacing w:val="0"/>
+          <w:sz w:val="19"/>
+          <w:szCs w:val="19"/>
+          <w:shd w:val="clear" w:fill="FFFFFF"/>
+          <w:lang w:val="en-US"/>
+        </w:rPr>
+        <w:t>37</w:t>
+      </w:r>
+      <w:r>
+        <w:rPr>
+          <w:rFonts w:hint="default" w:ascii="Segoe UI" w:hAnsi="Segoe UI" w:eastAsia="Segoe UI" w:cs="Segoe UI"/>
+          <w:i w:val="0"/>
+          <w:iCs w:val="0"/>
+          <w:caps w:val="0"/>
+          <w:color w:val="0F1115"/>
+          <w:spacing w:val="0"/>
+          <w:sz w:val="19"/>
+          <w:szCs w:val="19"/>
+          <w:shd w:val="clear" w:fill="FFFFFF"/>
+        </w:rPr>
+        <w:t>, p = 0</w:t>
+      </w:r>
+      <w:r>
+        <w:rPr>
+          <w:rFonts w:hint="default" w:ascii="Segoe UI" w:hAnsi="Segoe UI" w:eastAsia="Segoe UI" w:cs="Segoe UI"/>
+          <w:i w:val="0"/>
+          <w:iCs w:val="0"/>
+          <w:caps w:val="0"/>
+          <w:color w:val="0F1115"/>
+          <w:spacing w:val="0"/>
+          <w:sz w:val="19"/>
+          <w:szCs w:val="19"/>
+          <w:shd w:val="clear" w:fill="FFFFFF"/>
+          <w:lang w:val="en-US"/>
+        </w:rPr>
+        <w:t>.06</w:t>
+      </w:r>
+      <w:r>
+        <w:rPr>
+          <w:rFonts w:hint="default" w:ascii="Segoe UI" w:hAnsi="Segoe UI" w:eastAsia="Segoe UI" w:cs="Segoe UI"/>
+          <w:i w:val="0"/>
+          <w:iCs w:val="0"/>
+          <w:caps w:val="0"/>
+          <w:color w:val="0F1115"/>
+          <w:spacing w:val="0"/>
+          <w:sz w:val="19"/>
+          <w:szCs w:val="19"/>
+          <w:shd w:val="clear" w:fill="FFFFFF"/>
+        </w:rPr>
+        <w:t>, n = 24).</w:t>
+      </w:r>
+      <w:r>
+        <w:rPr>
+          <w:rFonts w:hint="default" w:ascii="Segoe UI" w:hAnsi="Segoe UI" w:eastAsia="Segoe UI" w:cs="Segoe UI"/>
+          <w:i w:val="0"/>
+          <w:iCs w:val="0"/>
+          <w:caps w:val="0"/>
+          <w:color w:val="0F1115"/>
+          <w:spacing w:val="0"/>
+          <w:sz w:val="19"/>
+          <w:szCs w:val="19"/>
+          <w:shd w:val="clear" w:fill="FFFFFF"/>
+          <w:lang w:val="en-US"/>
+        </w:rPr>
+        <w:t xml:space="preserve"> </w:t>
+      </w:r>
+    </w:p>
+    <w:p>
+      <w:pPr>
+        <w:pStyle w:val="90"/>
+        <w:keepNext w:val="0"/>
+        <w:keepLines w:val="0"/>
+        <w:widowControl/>
+        <w:suppressLineNumbers w:val="0"/>
+        <w:shd w:val="clear" w:fill="FFFFFF"/>
+        <w:spacing w:before="192" w:beforeAutospacing="0" w:after="192" w:afterAutospacing="0"/>
+        <w:ind w:left="0" w:right="0" w:firstLine="0"/>
+        <w:rPr>
+          <w:rFonts w:hint="default" w:ascii="Segoe UI" w:hAnsi="Segoe UI" w:eastAsia="Segoe UI" w:cs="Segoe UI"/>
+          <w:i w:val="0"/>
+          <w:iCs w:val="0"/>
+          <w:caps w:val="0"/>
+          <w:color w:val="0F1115"/>
+          <w:spacing w:val="0"/>
+          <w:sz w:val="19"/>
+          <w:szCs w:val="19"/>
+          <w:shd w:val="clear" w:fill="FFFFFF"/>
+          <w:lang w:val="ru-RU"/>
+        </w:rPr>
+      </w:pPr>
+      <w:r>
+        <w:rPr>
+          <w:rFonts w:hint="default" w:ascii="Segoe UI" w:hAnsi="Segoe UI" w:eastAsia="Segoe UI" w:cs="Segoe UI"/>
+          <w:i w:val="0"/>
+          <w:iCs w:val="0"/>
+          <w:caps w:val="0"/>
+          <w:color w:val="0F1115"/>
+          <w:spacing w:val="0"/>
+          <w:sz w:val="19"/>
+          <w:szCs w:val="19"/>
+          <w:shd w:val="clear" w:fill="FFFFFF"/>
+          <w:lang w:val="ru-RU"/>
+        </w:rPr>
+        <w:t>ПРОВЕРИТЬ!!!</w:t>
+      </w:r>
+    </w:p>
+    <w:p>
+      <w:pPr>
+        <w:pStyle w:val="90"/>
+        <w:keepNext w:val="0"/>
+        <w:keepLines w:val="0"/>
+        <w:widowControl/>
+        <w:suppressLineNumbers w:val="0"/>
+        <w:shd w:val="clear" w:fill="FFFFFF"/>
+        <w:spacing w:before="192" w:beforeAutospacing="0" w:after="192" w:afterAutospacing="0"/>
+        <w:ind w:left="0" w:right="0" w:firstLine="0"/>
+        <w:rPr>
+          <w:rFonts w:hint="default" w:ascii="Segoe UI" w:hAnsi="Segoe UI" w:eastAsia="Segoe UI" w:cs="Segoe UI"/>
+          <w:i w:val="0"/>
+          <w:iCs w:val="0"/>
+          <w:caps w:val="0"/>
+          <w:color w:val="0F1115"/>
+          <w:spacing w:val="0"/>
+          <w:sz w:val="19"/>
+          <w:szCs w:val="19"/>
+          <w:shd w:val="clear" w:fill="FFFFFF"/>
+          <w:lang w:val="ru-RU"/>
+        </w:rPr>
+      </w:pPr>
     </w:p>
     <w:p>
       <w:pPr>
@@ -5845,8 +7670,6 @@
           </wp:inline>
         </w:drawing>
       </w:r>
-      <w:bookmarkStart w:id="0" w:name="_GoBack"/>
-      <w:bookmarkEnd w:id="0"/>
     </w:p>
     <w:p>
       <w:pPr>
@@ -6604,7 +8427,7 @@
   <w:docDefaults>
     <w:rPrDefault>
       <w:rPr>
-        <w:rFonts w:asciiTheme="minorHAnsi" w:hAnsiTheme="minorHAnsi" w:eastAsiaTheme="minorEastAsia" w:cstheme="minorBidi"/>
+        <w:rFonts w:ascii="Times New Roman" w:hAnsi="Times New Roman" w:eastAsia="SimSun" w:cs="Times New Roman"/>
       </w:rPr>
     </w:rPrDefault>
     <w:pPrDefault/>
@@ -6636,7 +8459,7 @@
     <w:lsdException w:qFormat="1" w:unhideWhenUsed="0" w:uiPriority="0" w:semiHidden="0" w:name="toc 5"/>
     <w:lsdException w:qFormat="1" w:unhideWhenUsed="0" w:uiPriority="0" w:semiHidden="0" w:name="toc 6"/>
     <w:lsdException w:qFormat="1" w:unhideWhenUsed="0" w:uiPriority="0" w:semiHidden="0" w:name="toc 7"/>
-    <w:lsdException w:unhideWhenUsed="0" w:uiPriority="0" w:semiHidden="0" w:name="toc 8"/>
+    <w:lsdException w:qFormat="1" w:unhideWhenUsed="0" w:uiPriority="0" w:semiHidden="0" w:name="toc 8"/>
     <w:lsdException w:qFormat="1" w:unhideWhenUsed="0" w:uiPriority="0" w:semiHidden="0" w:name="toc 9"/>
     <w:lsdException w:qFormat="1" w:unhideWhenUsed="0" w:uiPriority="0" w:semiHidden="0" w:name="Normal Indent"/>
     <w:lsdException w:qFormat="1" w:unhideWhenUsed="0" w:uiPriority="0" w:semiHidden="0" w:name="footnote text"/>
@@ -6654,7 +8477,7 @@
     <w:lsdException w:qFormat="1" w:unhideWhenUsed="0" w:uiPriority="0" w:semiHidden="0" w:name="page number"/>
     <w:lsdException w:qFormat="1" w:unhideWhenUsed="0" w:uiPriority="0" w:semiHidden="0" w:name="endnote reference"/>
     <w:lsdException w:qFormat="1" w:unhideWhenUsed="0" w:uiPriority="0" w:semiHidden="0" w:name="endnote text"/>
-    <w:lsdException w:unhideWhenUsed="0" w:uiPriority="0" w:semiHidden="0" w:name="table of authorities"/>
+    <w:lsdException w:qFormat="1" w:unhideWhenUsed="0" w:uiPriority="0" w:semiHidden="0" w:name="table of authorities"/>
     <w:lsdException w:qFormat="1" w:unhideWhenUsed="0" w:uiPriority="0" w:semiHidden="0" w:name="macro"/>
     <w:lsdException w:qFormat="1" w:unhideWhenUsed="0" w:uiPriority="0" w:semiHidden="0" w:name="toa heading"/>
     <w:lsdException w:unhideWhenUsed="0" w:uiPriority="0" w:semiHidden="0" w:name="List"/>
@@ -6667,7 +8490,7 @@
     <w:lsdException w:qFormat="1" w:unhideWhenUsed="0" w:uiPriority="0" w:semiHidden="0" w:name="List Bullet 2"/>
     <w:lsdException w:qFormat="1" w:unhideWhenUsed="0" w:uiPriority="0" w:semiHidden="0" w:name="List Bullet 3"/>
     <w:lsdException w:qFormat="1" w:unhideWhenUsed="0" w:uiPriority="0" w:semiHidden="0" w:name="List Bullet 4"/>
-    <w:lsdException w:unhideWhenUsed="0" w:uiPriority="0" w:semiHidden="0" w:name="List Bullet 5"/>
+    <w:lsdException w:qFormat="1" w:unhideWhenUsed="0" w:uiPriority="0" w:semiHidden="0" w:name="List Bullet 5"/>
     <w:lsdException w:qFormat="1" w:unhideWhenUsed="0" w:uiPriority="0" w:semiHidden="0" w:name="List Number 2"/>
     <w:lsdException w:qFormat="1" w:unhideWhenUsed="0" w:uiPriority="0" w:semiHidden="0" w:name="List Number 3"/>
     <w:lsdException w:unhideWhenUsed="0" w:uiPriority="0" w:semiHidden="0" w:name="List Number 4"/>
@@ -6682,8 +8505,8 @@
     <w:lsdException w:qFormat="1" w:unhideWhenUsed="0" w:uiPriority="0" w:semiHidden="0" w:name="List Continue 2"/>
     <w:lsdException w:qFormat="1" w:unhideWhenUsed="0" w:uiPriority="0" w:semiHidden="0" w:name="List Continue 3"/>
     <w:lsdException w:qFormat="1" w:unhideWhenUsed="0" w:uiPriority="0" w:semiHidden="0" w:name="List Continue 4"/>
-    <w:lsdException w:unhideWhenUsed="0" w:uiPriority="0" w:semiHidden="0" w:name="List Continue 5"/>
-    <w:lsdException w:unhideWhenUsed="0" w:uiPriority="0" w:semiHidden="0" w:name="Message Header"/>
+    <w:lsdException w:qFormat="1" w:unhideWhenUsed="0" w:uiPriority="0" w:semiHidden="0" w:name="List Continue 5"/>
+    <w:lsdException w:qFormat="1" w:unhideWhenUsed="0" w:uiPriority="0" w:semiHidden="0" w:name="Message Header"/>
     <w:lsdException w:qFormat="1" w:unhideWhenUsed="0" w:uiPriority="0" w:semiHidden="0" w:name="Subtitle"/>
     <w:lsdException w:qFormat="1" w:unhideWhenUsed="0" w:uiPriority="0" w:semiHidden="0" w:name="Salutation"/>
     <w:lsdException w:qFormat="1" w:unhideWhenUsed="0" w:uiPriority="0" w:semiHidden="0" w:name="Date"/>
@@ -7389,6 +9212,7 @@
     <w:name w:val="toc 8"/>
     <w:basedOn w:val="1"/>
     <w:next w:val="1"/>
+    <w:qFormat/>
     <w:uiPriority w:val="0"/>
     <w:pPr>
       <w:ind w:left="2940" w:leftChars="1400"/>
@@ -7589,6 +9413,7 @@
     <w:name w:val="table of authorities"/>
     <w:basedOn w:val="1"/>
     <w:next w:val="1"/>
+    <w:qFormat/>
     <w:uiPriority w:val="0"/>
     <w:pPr>
       <w:ind w:left="420" w:leftChars="200"/>
@@ -7702,6 +9527,7 @@
   <w:style w:type="paragraph" w:styleId="77">
     <w:name w:val="List Bullet 5"/>
     <w:basedOn w:val="1"/>
+    <w:qFormat/>
     <w:uiPriority w:val="0"/>
     <w:pPr>
       <w:numPr>
@@ -7950,6 +9776,7 @@
   <w:style w:type="paragraph" w:styleId="99">
     <w:name w:val="List Continue 5"/>
     <w:basedOn w:val="1"/>
+    <w:qFormat/>
     <w:uiPriority w:val="0"/>
     <w:pPr>
       <w:spacing w:after="120"/>
@@ -8004,6 +9831,7 @@
   <w:style w:type="paragraph" w:styleId="105">
     <w:name w:val="Message Header"/>
     <w:basedOn w:val="1"/>
+    <w:qFormat/>
     <w:uiPriority w:val="0"/>
     <w:pPr>
       <w:pBdr>
